--- a/docs/FX_Trading_Tracker_User_Manual.docx
+++ b/docs/FX_Trading_Tracker_User_Manual.docx
@@ -27,7 +27,7 @@
         <w:rPr>
           <w:sz w:val="16"/>
         </w:rPr>
-        <w:t>Generated: 2026-08-03 06:02 UTC</w:t>
+        <w:t>Generated: 2026-08-24 08:11 UTC</w:t>
         <w:br/>
         <w:t>Classification: CONFIDENTIAL</w:t>
       </w:r>
@@ -45,23 +45,12 @@
         <w:rPr>
           <w:color w:val="08263E"/>
         </w:rPr>
-        <w:t>1. Introduction</w:t>
+        <w:t>1. Introduction &amp; Roles</w:t>
       </w:r>
     </w:p>
     <w:p>
       <w:r>
-        <w:t>The FX Trading Tracker is a web-based platform for managing foreign exchange deal tickets across a multi-role operational workflow. It supports the full deal lifecycle from ticket creation through treasury processing, with audit logging, settlement proof management, and comprehensive reporting.</w:t>
-      </w:r>
-    </w:p>
-    <w:p>
-      <w:pPr>
-        <w:pStyle w:val="Heading2"/>
-      </w:pPr>
-      <w:r>
-        <w:rPr>
-          <w:color w:val="08263E"/>
-        </w:rPr>
-        <w:t>1.1 User Roles</w:t>
+        <w:t>The FX Trading Tracker manages FX deal tickets with multi-role workflow, settlement proofs, reports, and audit logging.</w:t>
       </w:r>
     </w:p>
     <w:tbl>
@@ -110,7 +99,7 @@
                 <w:color w:val="FFFFFF"/>
                 <w:sz w:val="16"/>
               </w:rPr>
-              <w:t>Access Level</w:t>
+              <w:t>Access</w:t>
             </w:r>
           </w:p>
         </w:tc>
@@ -138,7 +127,7 @@
               <w:rPr>
                 <w:sz w:val="15"/>
               </w:rPr>
-              <w:t>Create deal tickets, upload client proofs, view own deals, generate reports</w:t>
+              <w:t>Create deals, upload client proofs, reports</w:t>
             </w:r>
           </w:p>
         </w:tc>
@@ -168,7 +157,7 @@
               <w:rPr>
                 <w:sz w:val="15"/>
               </w:rPr>
-              <w:t>Review and process deals (confirm/return), upload processor proofs, generate reports</w:t>
+              <w:t>Review/process deals, processor proofs, reports</w:t>
             </w:r>
           </w:p>
         </w:tc>
@@ -196,7 +185,7 @@
               <w:rPr>
                 <w:sz w:val="15"/>
               </w:rPr>
-              <w:t>Manage users, reference data, audit trail, report permissions, bulk imports</w:t>
+              <w:t>Users, reference data, audit trail, imports, reports</w:t>
             </w:r>
           </w:p>
         </w:tc>
@@ -226,43 +215,12 @@
               <w:rPr>
                 <w:sz w:val="15"/>
               </w:rPr>
-              <w:t>Full admin access plus database reset, system exports, and database statistics</w:t>
+              <w:t>Full admin + DB reset/exports/stats</w:t>
             </w:r>
           </w:p>
         </w:tc>
       </w:tr>
     </w:tbl>
-    <w:p>
-      <w:pPr>
-        <w:pStyle w:val="Heading2"/>
-      </w:pPr>
-      <w:r>
-        <w:rPr>
-          <w:color w:val="08263E"/>
-        </w:rPr>
-        <w:t>1.2 Key Concepts</w:t>
-      </w:r>
-    </w:p>
-    <w:p>
-      <w:r>
-        <w:t>Deal Ticket - An FX trade record containing client details, currencies, amounts, rates, and bank/crypto account information.</w:t>
-      </w:r>
-    </w:p>
-    <w:p>
-      <w:r>
-        <w:t>Settlement Proof - Documentary evidence (images or PDFs) of fund transfers uploaded by traders (client proofs) or treasury (processor proofs).</w:t>
-      </w:r>
-    </w:p>
-    <w:p>
-      <w:r>
-        <w:t>Reference Data - System-wide master data including FX clients, banks, currencies, counterparties, transaction types, and transfer types.</w:t>
-      </w:r>
-    </w:p>
-    <w:p>
-      <w:r>
-        <w:t>Counterparty - A PJL Group entity (e.g., CLSC, PJ, Verite) used instead of 'company' for FX Local, FX - Corporate Settlement, and FX-Intercompany transfers.</w:t>
-      </w:r>
-    </w:p>
     <w:p>
       <w:r>
         <w:br w:type="page"/>
@@ -281,28 +239,12 @@
     </w:p>
     <w:p>
       <w:pPr>
-        <w:pStyle w:val="Heading2"/>
-      </w:pPr>
-      <w:r>
-        <w:rPr>
-          <w:color w:val="08263E"/>
-        </w:rPr>
-        <w:t>2.1 Logging In</w:t>
-      </w:r>
-    </w:p>
-    <w:p>
-      <w:r>
-        <w:t>Navigate to the application URL. The Sign In page will display.</w:t>
-      </w:r>
-    </w:p>
-    <w:p>
-      <w:pPr>
         <w:jc w:val="center"/>
       </w:pPr>
       <w:r>
         <w:drawing>
           <wp:inline xmlns:a="http://schemas.openxmlformats.org/drawingml/2006/main" xmlns:pic="http://schemas.openxmlformats.org/drawingml/2006/picture">
-            <wp:extent cx="5669280" cy="3543300"/>
+            <wp:extent cx="5486400" cy="3429000"/>
             <wp:docPr id="1" name="Picture 1"/>
             <wp:cNvGraphicFramePr>
               <a:graphicFrameLocks noChangeAspect="1"/>
@@ -323,7 +265,7 @@
                   <pic:spPr>
                     <a:xfrm>
                       <a:off x="0" y="0"/>
-                      <a:ext cx="5669280" cy="3543300"/>
+                      <a:ext cx="5486400" cy="3429000"/>
                     </a:xfrm>
                     <a:prstGeom prst="rect"/>
                   </pic:spPr>
@@ -344,44 +286,12 @@
           <w:color w:val="518DCA"/>
           <w:sz w:val="16"/>
         </w:rPr>
-        <w:t>Figure 2.1 - Sign In page</w:t>
+        <w:t>Figure 2.1 - Login Page</w:t>
       </w:r>
     </w:p>
     <w:p>
       <w:r>
-        <w:t>Enter your Email and Password, then click Sign In.</w:t>
-      </w:r>
-    </w:p>
-    <w:p>
-      <w:pPr>
-        <w:pStyle w:val="Heading2"/>
-      </w:pPr>
-      <w:r>
-        <w:rPr>
-          <w:color w:val="08263E"/>
-        </w:rPr>
-        <w:t>2.2 Navigation</w:t>
-      </w:r>
-    </w:p>
-    <w:p>
-      <w:r>
-        <w:t>The left sidebar provides navigation based on your role. Traders: Dashboard, My Deals, New Deal, Reports. Treasury: Dashboard, Deal Queue, Reports. Admins: Dashboard, Reference Data, Users, Transactions, Audit Trail, Reports.</w:t>
-      </w:r>
-    </w:p>
-    <w:p>
-      <w:pPr>
-        <w:pStyle w:val="Heading2"/>
-      </w:pPr>
-      <w:r>
-        <w:rPr>
-          <w:color w:val="08263E"/>
-        </w:rPr>
-        <w:t>2.3 Changing Your Password</w:t>
-      </w:r>
-    </w:p>
-    <w:p>
-      <w:r>
-        <w:t>Click Change Password in the bottom-left sidebar. Enter current and new password (min 4 chars).</w:t>
+        <w:t>Enter Email and Password, click Sign In. Sidebar shows role-based navigation.</w:t>
       </w:r>
     </w:p>
     <w:p>
@@ -401,18 +311,13 @@
       </w:r>
     </w:p>
     <w:p>
-      <w:r>
-        <w:t>The Dashboard provides an at-a-glance overview of trading activity.</w:t>
-      </w:r>
-    </w:p>
-    <w:p>
       <w:pPr>
         <w:jc w:val="center"/>
       </w:pPr>
       <w:r>
         <w:drawing>
           <wp:inline xmlns:a="http://schemas.openxmlformats.org/drawingml/2006/main" xmlns:pic="http://schemas.openxmlformats.org/drawingml/2006/picture">
-            <wp:extent cx="5669280" cy="3543300"/>
+            <wp:extent cx="5486400" cy="3429000"/>
             <wp:docPr id="2" name="Picture 2"/>
             <wp:cNvGraphicFramePr>
               <a:graphicFrameLocks noChangeAspect="1"/>
@@ -433,7 +338,7 @@
                   <pic:spPr>
                     <a:xfrm>
                       <a:off x="0" y="0"/>
-                      <a:ext cx="5669280" cy="3543300"/>
+                      <a:ext cx="5486400" cy="3429000"/>
                     </a:xfrm>
                     <a:prstGeom prst="rect"/>
                   </pic:spPr>
@@ -454,22 +359,12 @@
           <w:color w:val="518DCA"/>
           <w:sz w:val="16"/>
         </w:rPr>
-        <w:t>Figure 3.1 - Trader Dashboard</w:t>
+        <w:t>Figure 3.1 - Dashboard</w:t>
       </w:r>
     </w:p>
     <w:p>
       <w:r>
-        <w:t>Summary cards show Total Deals, Pending, Confirmed, Returned, and Total Volume. Date filters: Today, Yesterday, 7D, 30D, YTD, All Time. Charts: Deals Over Time (bar) and Status Distribution (doughnut).</w:t>
-      </w:r>
-    </w:p>
-    <w:p>
-      <w:r>
-        <w:rPr>
-          <w:i/>
-          <w:color w:val="555555"/>
-          <w:sz w:val="16"/>
-        </w:rPr>
-        <w:t>Traders see only their own deal data. Admins and Treasury see all deals.</w:t>
+        <w:t>Summary cards, date filters (Today/7D/30D/YTD/All), and charts (Deals Over Time, Status Distribution).</w:t>
       </w:r>
     </w:p>
     <w:p>
@@ -489,18 +384,13 @@
       </w:r>
     </w:p>
     <w:p>
-      <w:r>
-        <w:t>The My Deals page is the primary workspace for traders.</w:t>
-      </w:r>
-    </w:p>
-    <w:p>
       <w:pPr>
         <w:jc w:val="center"/>
       </w:pPr>
       <w:r>
         <w:drawing>
           <wp:inline xmlns:a="http://schemas.openxmlformats.org/drawingml/2006/main" xmlns:pic="http://schemas.openxmlformats.org/drawingml/2006/picture">
-            <wp:extent cx="5669280" cy="3543300"/>
+            <wp:extent cx="5486400" cy="3429000"/>
             <wp:docPr id="3" name="Picture 3"/>
             <wp:cNvGraphicFramePr>
               <a:graphicFrameLocks noChangeAspect="1"/>
@@ -521,7 +411,7 @@
                   <pic:spPr>
                     <a:xfrm>
                       <a:off x="0" y="0"/>
-                      <a:ext cx="5669280" cy="3543300"/>
+                      <a:ext cx="5486400" cy="3429000"/>
                     </a:xfrm>
                     <a:prstGeom prst="rect"/>
                   </pic:spPr>
@@ -542,335 +432,12 @@
           <w:color w:val="518DCA"/>
           <w:sz w:val="16"/>
         </w:rPr>
-        <w:t>Figure 4.1 - My Deals list with Amount (currency label) and Last Action badges</w:t>
-      </w:r>
-    </w:p>
-    <w:tbl>
-      <w:tblPr>
-        <w:tblStyle w:val="TableGrid"/>
-        <w:tblW w:type="auto" w:w="0"/>
-        <w:jc w:val="left"/>
-        <w:tblLook w:firstColumn="1" w:firstRow="1" w:lastColumn="0" w:lastRow="0" w:noHBand="0" w:noVBand="1" w:val="04A0"/>
-      </w:tblPr>
-      <w:tblGrid>
-        <w:gridCol w:w="4986"/>
-        <w:gridCol w:w="4986"/>
-      </w:tblGrid>
-      <w:tr>
-        <w:tc>
-          <w:tcPr>
-            <w:tcW w:type="dxa" w:w="4986"/>
-            <w:shd w:val="clear" w:color="auto" w:fill="08263e"/>
-          </w:tcPr>
-          <w:p>
-            <w:pPr>
-              <w:jc w:val="center"/>
-            </w:pPr>
-            <w:r>
-              <w:rPr>
-                <w:b/>
-                <w:color w:val="FFFFFF"/>
-                <w:sz w:val="16"/>
-              </w:rPr>
-              <w:t>Column</w:t>
-            </w:r>
-          </w:p>
-        </w:tc>
-        <w:tc>
-          <w:tcPr>
-            <w:tcW w:type="dxa" w:w="4986"/>
-            <w:shd w:val="clear" w:color="auto" w:fill="08263e"/>
-          </w:tcPr>
-          <w:p>
-            <w:pPr>
-              <w:jc w:val="center"/>
-            </w:pPr>
-            <w:r>
-              <w:rPr>
-                <w:b/>
-                <w:color w:val="FFFFFF"/>
-                <w:sz w:val="16"/>
-              </w:rPr>
-              <w:t>Description</w:t>
-            </w:r>
-          </w:p>
-        </w:tc>
-      </w:tr>
-      <w:tr>
-        <w:tc>
-          <w:tcPr>
-            <w:tcW w:type="dxa" w:w="4986"/>
-          </w:tcPr>
-          <w:p>
-            <w:r>
-              <w:rPr>
-                <w:sz w:val="15"/>
-              </w:rPr>
-              <w:t>Reference</w:t>
-            </w:r>
-          </w:p>
-        </w:tc>
-        <w:tc>
-          <w:tcPr>
-            <w:tcW w:type="dxa" w:w="4986"/>
-          </w:tcPr>
-          <w:p>
-            <w:r>
-              <w:rPr>
-                <w:sz w:val="15"/>
-              </w:rPr>
-              <w:t>Unique deal reference (e.g., FX-20260803-0001)</w:t>
-            </w:r>
-          </w:p>
-        </w:tc>
-      </w:tr>
-      <w:tr>
-        <w:tc>
-          <w:tcPr>
-            <w:tcW w:type="dxa" w:w="4986"/>
-            <w:shd w:val="clear" w:color="auto" w:fill="f1f2f2"/>
-          </w:tcPr>
-          <w:p>
-            <w:r>
-              <w:rPr>
-                <w:sz w:val="15"/>
-              </w:rPr>
-              <w:t>Client</w:t>
-            </w:r>
-          </w:p>
-        </w:tc>
-        <w:tc>
-          <w:tcPr>
-            <w:tcW w:type="dxa" w:w="4986"/>
-            <w:shd w:val="clear" w:color="auto" w:fill="f1f2f2"/>
-          </w:tcPr>
-          <w:p>
-            <w:r>
-              <w:rPr>
-                <w:sz w:val="15"/>
-              </w:rPr>
-              <w:t>Client/company name</w:t>
-            </w:r>
-          </w:p>
-        </w:tc>
-      </w:tr>
-      <w:tr>
-        <w:tc>
-          <w:tcPr>
-            <w:tcW w:type="dxa" w:w="4986"/>
-          </w:tcPr>
-          <w:p>
-            <w:r>
-              <w:rPr>
-                <w:sz w:val="15"/>
-              </w:rPr>
-              <w:t>Type</w:t>
-            </w:r>
-          </w:p>
-        </w:tc>
-        <w:tc>
-          <w:tcPr>
-            <w:tcW w:type="dxa" w:w="4986"/>
-          </w:tcPr>
-          <w:p>
-            <w:r>
-              <w:rPr>
-                <w:sz w:val="15"/>
-              </w:rPr>
-              <w:t>Transaction type (Buy or Sell)</w:t>
-            </w:r>
-          </w:p>
-        </w:tc>
-      </w:tr>
-      <w:tr>
-        <w:tc>
-          <w:tcPr>
-            <w:tcW w:type="dxa" w:w="4986"/>
-            <w:shd w:val="clear" w:color="auto" w:fill="f1f2f2"/>
-          </w:tcPr>
-          <w:p>
-            <w:r>
-              <w:rPr>
-                <w:sz w:val="15"/>
-              </w:rPr>
-              <w:t>Pair</w:t>
-            </w:r>
-          </w:p>
-        </w:tc>
-        <w:tc>
-          <w:tcPr>
-            <w:tcW w:type="dxa" w:w="4986"/>
-            <w:shd w:val="clear" w:color="auto" w:fill="f1f2f2"/>
-          </w:tcPr>
-          <w:p>
-            <w:r>
-              <w:rPr>
-                <w:sz w:val="15"/>
-              </w:rPr>
-              <w:t>Currency pair (e.g., USD/PHP)</w:t>
-            </w:r>
-          </w:p>
-        </w:tc>
-      </w:tr>
-      <w:tr>
-        <w:tc>
-          <w:tcPr>
-            <w:tcW w:type="dxa" w:w="4986"/>
-          </w:tcPr>
-          <w:p>
-            <w:r>
-              <w:rPr>
-                <w:sz w:val="15"/>
-              </w:rPr>
-              <w:t>Amount</w:t>
-            </w:r>
-          </w:p>
-        </w:tc>
-        <w:tc>
-          <w:tcPr>
-            <w:tcW w:type="dxa" w:w="4986"/>
-          </w:tcPr>
-          <w:p>
-            <w:r>
-              <w:rPr>
-                <w:sz w:val="15"/>
-              </w:rPr>
-              <w:t>Original currency amount with label (e.g., 1,000 USD)</w:t>
-            </w:r>
-          </w:p>
-        </w:tc>
-      </w:tr>
-      <w:tr>
-        <w:tc>
-          <w:tcPr>
-            <w:tcW w:type="dxa" w:w="4986"/>
-            <w:shd w:val="clear" w:color="auto" w:fill="f1f2f2"/>
-          </w:tcPr>
-          <w:p>
-            <w:r>
-              <w:rPr>
-                <w:sz w:val="15"/>
-              </w:rPr>
-              <w:t>Rate</w:t>
-            </w:r>
-          </w:p>
-        </w:tc>
-        <w:tc>
-          <w:tcPr>
-            <w:tcW w:type="dxa" w:w="4986"/>
-            <w:shd w:val="clear" w:color="auto" w:fill="f1f2f2"/>
-          </w:tcPr>
-          <w:p>
-            <w:r>
-              <w:rPr>
-                <w:sz w:val="15"/>
-              </w:rPr>
-              <w:t>Exchange rate</w:t>
-            </w:r>
-          </w:p>
-        </w:tc>
-      </w:tr>
-      <w:tr>
-        <w:tc>
-          <w:tcPr>
-            <w:tcW w:type="dxa" w:w="4986"/>
-          </w:tcPr>
-          <w:p>
-            <w:r>
-              <w:rPr>
-                <w:sz w:val="15"/>
-              </w:rPr>
-              <w:t>Deal Date</w:t>
-            </w:r>
-          </w:p>
-        </w:tc>
-        <w:tc>
-          <w:tcPr>
-            <w:tcW w:type="dxa" w:w="4986"/>
-          </w:tcPr>
-          <w:p>
-            <w:r>
-              <w:rPr>
-                <w:sz w:val="15"/>
-              </w:rPr>
-              <w:t>Date of the deal</w:t>
-            </w:r>
-          </w:p>
-        </w:tc>
-      </w:tr>
-      <w:tr>
-        <w:tc>
-          <w:tcPr>
-            <w:tcW w:type="dxa" w:w="4986"/>
-            <w:shd w:val="clear" w:color="auto" w:fill="f1f2f2"/>
-          </w:tcPr>
-          <w:p>
-            <w:r>
-              <w:rPr>
-                <w:sz w:val="15"/>
-              </w:rPr>
-              <w:t>Status</w:t>
-            </w:r>
-          </w:p>
-        </w:tc>
-        <w:tc>
-          <w:tcPr>
-            <w:tcW w:type="dxa" w:w="4986"/>
-            <w:shd w:val="clear" w:color="auto" w:fill="f1f2f2"/>
-          </w:tcPr>
-          <w:p>
-            <w:r>
-              <w:rPr>
-                <w:sz w:val="15"/>
-              </w:rPr>
-              <w:t>Status badge (pending, confirmed, returned, cancelled)</w:t>
-            </w:r>
-          </w:p>
-        </w:tc>
-      </w:tr>
-      <w:tr>
-        <w:tc>
-          <w:tcPr>
-            <w:tcW w:type="dxa" w:w="4986"/>
-          </w:tcPr>
-          <w:p>
-            <w:r>
-              <w:rPr>
-                <w:sz w:val="15"/>
-              </w:rPr>
-              <w:t>Last Action</w:t>
-            </w:r>
-          </w:p>
-        </w:tc>
-        <w:tc>
-          <w:tcPr>
-            <w:tcW w:type="dxa" w:w="4986"/>
-          </w:tcPr>
-          <w:p>
-            <w:r>
-              <w:rPr>
-                <w:sz w:val="15"/>
-              </w:rPr>
-              <w:t>Most recent action from deal history</w:t>
-            </w:r>
-          </w:p>
-        </w:tc>
-      </w:tr>
-    </w:tbl>
-    <w:p>
-      <w:r>
-        <w:t>Click Filters to filter by Status, Client, Currency, or Date Range. Click Export CSV to download.</w:t>
+        <w:t>Figure 4.1 - My Deals</w:t>
       </w:r>
     </w:p>
     <w:p>
-      <w:pPr>
-        <w:pStyle w:val="Heading2"/>
-      </w:pPr>
       <w:r>
-        <w:rPr>
-          <w:color w:val="08263E"/>
-        </w:rPr>
-        <w:t>4.2 Deal Detail Dialog</w:t>
+        <w:t>Amount shows original currency amount with label. Last Action shows most recent history badge. Click eye icon for full deal detail.</w:t>
       </w:r>
     </w:p>
     <w:p>
@@ -880,7 +447,7 @@
       <w:r>
         <w:drawing>
           <wp:inline xmlns:a="http://schemas.openxmlformats.org/drawingml/2006/main" xmlns:pic="http://schemas.openxmlformats.org/drawingml/2006/picture">
-            <wp:extent cx="5669280" cy="3543300"/>
+            <wp:extent cx="5486400" cy="3429000"/>
             <wp:docPr id="4" name="Picture 4"/>
             <wp:cNvGraphicFramePr>
               <a:graphicFrameLocks noChangeAspect="1"/>
@@ -901,7 +468,7 @@
                   <pic:spPr>
                     <a:xfrm>
                       <a:off x="0" y="0"/>
-                      <a:ext cx="5669280" cy="3543300"/>
+                      <a:ext cx="5486400" cy="3429000"/>
                     </a:xfrm>
                     <a:prstGeom prst="rect"/>
                   </pic:spPr>
@@ -922,12 +489,7 @@
           <w:color w:val="518DCA"/>
           <w:sz w:val="16"/>
         </w:rPr>
-        <w:t>Figure 4.2 - Deal detail with conversion summary and settlement proofs</w:t>
-      </w:r>
-    </w:p>
-    <w:p>
-      <w:r>
-        <w:t>Shows all deal fields, conversion summary, bank/crypto details, settlement proofs, and deal history. Upload client proofs, cancel pending deals, or edit/resubmit returned deals.</w:t>
+        <w:t>Figure 4.2 - Deal Detail</w:t>
       </w:r>
     </w:p>
     <w:p>
@@ -953,7 +515,7 @@
       <w:r>
         <w:drawing>
           <wp:inline xmlns:a="http://schemas.openxmlformats.org/drawingml/2006/main" xmlns:pic="http://schemas.openxmlformats.org/drawingml/2006/picture">
-            <wp:extent cx="5669280" cy="3543300"/>
+            <wp:extent cx="5486400" cy="3429000"/>
             <wp:docPr id="5" name="Picture 5"/>
             <wp:cNvGraphicFramePr>
               <a:graphicFrameLocks noChangeAspect="1"/>
@@ -974,7 +536,7 @@
                   <pic:spPr>
                     <a:xfrm>
                       <a:off x="0" y="0"/>
-                      <a:ext cx="5669280" cy="3543300"/>
+                      <a:ext cx="5486400" cy="3429000"/>
                     </a:xfrm>
                     <a:prstGeom prst="rect"/>
                   </pic:spPr>
@@ -995,7 +557,7 @@
           <w:color w:val="518DCA"/>
           <w:sz w:val="16"/>
         </w:rPr>
-        <w:t>Figure 5.1 - New Deal Ticket form</w:t>
+        <w:t>Figure 5.1 - New Deal Form</w:t>
       </w:r>
     </w:p>
     <w:tbl>
@@ -1064,7 +626,7 @@
                 <w:color w:val="FFFFFF"/>
                 <w:sz w:val="16"/>
               </w:rPr>
-              <w:t>Description</w:t>
+              <w:t>Notes</w:t>
             </w:r>
           </w:p>
         </w:tc>
@@ -1105,7 +667,7 @@
               <w:rPr>
                 <w:sz w:val="15"/>
               </w:rPr>
-              <w:t>Free-text client name</w:t>
+              <w:t>Free text</w:t>
             </w:r>
           </w:p>
         </w:tc>
@@ -1149,7 +711,7 @@
               <w:rPr>
                 <w:sz w:val="15"/>
               </w:rPr>
-              <w:t>Buy or Sell</w:t>
+              <w:t>Buy/Sell</w:t>
             </w:r>
           </w:p>
         </w:tc>
@@ -1190,7 +752,7 @@
               <w:rPr>
                 <w:sz w:val="15"/>
               </w:rPr>
-              <w:t>See Appendix for all types</w:t>
+              <w:t>See Appendix</w:t>
             </w:r>
           </w:p>
         </w:tc>
@@ -1206,7 +768,7 @@
               <w:rPr>
                 <w:sz w:val="15"/>
               </w:rPr>
-              <w:t>Deal Date / Value Date</w:t>
+              <w:t>Currency</w:t>
             </w:r>
           </w:p>
         </w:tc>
@@ -1234,7 +796,7 @@
               <w:rPr>
                 <w:sz w:val="15"/>
               </w:rPr>
-              <w:t>Deal and settlement dates</w:t>
+              <w:t>Searchable</w:t>
             </w:r>
           </w:p>
         </w:tc>
@@ -1249,7 +811,7 @@
               <w:rPr>
                 <w:sz w:val="15"/>
               </w:rPr>
-              <w:t>Currency</w:t>
+              <w:t>Amount</w:t>
             </w:r>
           </w:p>
         </w:tc>
@@ -1275,7 +837,7 @@
               <w:rPr>
                 <w:sz w:val="15"/>
               </w:rPr>
-              <w:t>Searchable (fiat, stablecoin, crypto)</w:t>
+              <w:t>Principal</w:t>
             </w:r>
           </w:p>
         </w:tc>
@@ -1291,7 +853,7 @@
               <w:rPr>
                 <w:sz w:val="15"/>
               </w:rPr>
-              <w:t>Currency Amount</w:t>
+              <w:t>Rate</w:t>
             </w:r>
           </w:p>
         </w:tc>
@@ -1319,110 +881,78 @@
               <w:rPr>
                 <w:sz w:val="15"/>
               </w:rPr>
-              <w:t>Principal amount</w:t>
-            </w:r>
-          </w:p>
-        </w:tc>
-      </w:tr>
-      <w:tr>
-        <w:tc>
-          <w:tcPr>
-            <w:tcW w:type="dxa" w:w="3324"/>
-          </w:tcPr>
-          <w:p>
-            <w:r>
-              <w:rPr>
-                <w:sz w:val="15"/>
-              </w:rPr>
-              <w:t>Exchange Rate</w:t>
-            </w:r>
-          </w:p>
-        </w:tc>
-        <w:tc>
-          <w:tcPr>
-            <w:tcW w:type="dxa" w:w="3324"/>
-          </w:tcPr>
-          <w:p>
-            <w:r>
-              <w:rPr>
-                <w:sz w:val="15"/>
-              </w:rPr>
-              <w:t>Yes</w:t>
-            </w:r>
-          </w:p>
-        </w:tc>
-        <w:tc>
-          <w:tcPr>
-            <w:tcW w:type="dxa" w:w="3324"/>
-          </w:tcPr>
-          <w:p>
-            <w:r>
-              <w:rPr>
-                <w:sz w:val="15"/>
-              </w:rPr>
               <w:t>FX rate</w:t>
-            </w:r>
-          </w:p>
-        </w:tc>
-      </w:tr>
-      <w:tr>
-        <w:tc>
-          <w:tcPr>
-            <w:tcW w:type="dxa" w:w="3324"/>
-            <w:shd w:val="clear" w:color="auto" w:fill="f1f2f2"/>
-          </w:tcPr>
-          <w:p>
-            <w:r>
-              <w:rPr>
-                <w:sz w:val="15"/>
-              </w:rPr>
-              <w:t>Converted Amount</w:t>
-            </w:r>
-          </w:p>
-        </w:tc>
-        <w:tc>
-          <w:tcPr>
-            <w:tcW w:type="dxa" w:w="3324"/>
-            <w:shd w:val="clear" w:color="auto" w:fill="f1f2f2"/>
-          </w:tcPr>
-          <w:p>
-            <w:r>
-              <w:rPr>
-                <w:sz w:val="15"/>
-              </w:rPr>
-              <w:t>Auto</w:t>
-            </w:r>
-          </w:p>
-        </w:tc>
-        <w:tc>
-          <w:tcPr>
-            <w:tcW w:type="dxa" w:w="3324"/>
-            <w:shd w:val="clear" w:color="auto" w:fill="f1f2f2"/>
-          </w:tcPr>
-          <w:p>
-            <w:r>
-              <w:rPr>
-                <w:sz w:val="15"/>
-              </w:rPr>
-              <w:t>Currency Amount x Rate</w:t>
             </w:r>
           </w:p>
         </w:tc>
       </w:tr>
     </w:tbl>
     <w:p>
+      <w:pPr>
+        <w:pStyle w:val="Heading2"/>
+      </w:pPr>
       <w:r>
-        <w:t>Source (From) and Destination (To) support Bank or Crypto mode. Bank: Company/Counterparty + Bank + Account (searchable autocomplete with name + number). Crypto: Wallet Address + Network (SOLANA/ETHEREUM/TRON, required).</w:t>
+        <w:rPr>
+          <w:color w:val="08263E"/>
+        </w:rPr>
+        <w:t>5.1 Source/Destination/Ours</w:t>
+      </w:r>
+    </w:p>
+    <w:p>
+      <w:pPr>
+        <w:jc w:val="center"/>
+      </w:pPr>
+      <w:r>
+        <w:drawing>
+          <wp:inline xmlns:a="http://schemas.openxmlformats.org/drawingml/2006/main" xmlns:pic="http://schemas.openxmlformats.org/drawingml/2006/picture">
+            <wp:extent cx="5486400" cy="3429000"/>
+            <wp:docPr id="6" name="Picture 6"/>
+            <wp:cNvGraphicFramePr>
+              <a:graphicFrameLocks noChangeAspect="1"/>
+            </wp:cNvGraphicFramePr>
+            <a:graphic>
+              <a:graphicData uri="http://schemas.openxmlformats.org/drawingml/2006/picture">
+                <pic:pic>
+                  <pic:nvPicPr>
+                    <pic:cNvPr id="0" name="14_new_deal_bottom.png"/>
+                    <pic:cNvPicPr/>
+                  </pic:nvPicPr>
+                  <pic:blipFill>
+                    <a:blip r:embed="rId14"/>
+                    <a:stretch>
+                      <a:fillRect/>
+                    </a:stretch>
+                  </pic:blipFill>
+                  <pic:spPr>
+                    <a:xfrm>
+                      <a:off x="0" y="0"/>
+                      <a:ext cx="5486400" cy="3429000"/>
+                    </a:xfrm>
+                    <a:prstGeom prst="rect"/>
+                  </pic:spPr>
+                </pic:pic>
+              </a:graphicData>
+            </a:graphic>
+          </wp:inline>
+        </w:drawing>
+      </w:r>
+    </w:p>
+    <w:p>
+      <w:pPr>
+        <w:jc w:val="center"/>
+      </w:pPr>
+      <w:r>
+        <w:rPr>
+          <w:i/>
+          <w:color w:val="518DCA"/>
+          <w:sz w:val="16"/>
+        </w:rPr>
+        <w:t>Figure 5.2 - Source/Destination sections</w:t>
       </w:r>
     </w:p>
     <w:p>
       <w:r>
-        <w:t>Ours section defines where the counterparty credits funds. For FX-Intercompany, two Ours sections appear (Selling + Buying).</w:t>
-      </w:r>
-    </w:p>
-    <w:p>
-      <w:r>
-        <w:t>Click Submit Deal Ticket, review confirmation dialog, then Confirm &amp; Submit.</w:t>
+        <w:t>Bank mode: Company/Counterparty + Bank + Account (searchable). Crypto mode: Wallet + Network (SOLANA/ETHEREUM/TRON).</w:t>
       </w:r>
     </w:p>
     <w:p>
@@ -1448,8 +978,8 @@
       <w:r>
         <w:drawing>
           <wp:inline xmlns:a="http://schemas.openxmlformats.org/drawingml/2006/main" xmlns:pic="http://schemas.openxmlformats.org/drawingml/2006/picture">
-            <wp:extent cx="5669280" cy="3543300"/>
-            <wp:docPr id="6" name="Picture 6"/>
+            <wp:extent cx="5486400" cy="3429000"/>
+            <wp:docPr id="7" name="Picture 7"/>
             <wp:cNvGraphicFramePr>
               <a:graphicFrameLocks noChangeAspect="1"/>
             </wp:cNvGraphicFramePr>
@@ -1461,7 +991,7 @@
                     <pic:cNvPicPr/>
                   </pic:nvPicPr>
                   <pic:blipFill>
-                    <a:blip r:embed="rId14"/>
+                    <a:blip r:embed="rId15"/>
                     <a:stretch>
                       <a:fillRect/>
                     </a:stretch>
@@ -1469,7 +999,7 @@
                   <pic:spPr>
                     <a:xfrm>
                       <a:off x="0" y="0"/>
-                      <a:ext cx="5669280" cy="3543300"/>
+                      <a:ext cx="5486400" cy="3429000"/>
                     </a:xfrm>
                     <a:prstGeom prst="rect"/>
                   </pic:spPr>
@@ -1490,7 +1020,393 @@
           <w:color w:val="518DCA"/>
           <w:sz w:val="16"/>
         </w:rPr>
-        <w:t>Figure 6.1 - Treasury Deal Queue with Last Action column</w:t>
+        <w:t>Figure 6.1 - Treasury Queue</w:t>
+      </w:r>
+    </w:p>
+    <w:p>
+      <w:r>
+        <w:t>Tabs: Pending, Returned, Processed. Click Review, enter remarks, Confirm or Return. Min 1 proof required for confirmation.</w:t>
+      </w:r>
+    </w:p>
+    <w:p>
+      <w:r>
+        <w:br w:type="page"/>
+      </w:r>
+    </w:p>
+    <w:p>
+      <w:pPr>
+        <w:pStyle w:val="Heading1"/>
+      </w:pPr>
+      <w:r>
+        <w:rPr>
+          <w:color w:val="08263E"/>
+        </w:rPr>
+        <w:t>7. Reference Data (Admin)</w:t>
+      </w:r>
+    </w:p>
+    <w:p>
+      <w:pPr>
+        <w:jc w:val="center"/>
+      </w:pPr>
+      <w:r>
+        <w:drawing>
+          <wp:inline xmlns:a="http://schemas.openxmlformats.org/drawingml/2006/main" xmlns:pic="http://schemas.openxmlformats.org/drawingml/2006/picture">
+            <wp:extent cx="5486400" cy="3429000"/>
+            <wp:docPr id="8" name="Picture 8"/>
+            <wp:cNvGraphicFramePr>
+              <a:graphicFrameLocks noChangeAspect="1"/>
+            </wp:cNvGraphicFramePr>
+            <a:graphic>
+              <a:graphicData uri="http://schemas.openxmlformats.org/drawingml/2006/picture">
+                <pic:pic>
+                  <pic:nvPicPr>
+                    <pic:cNvPr id="0" name="07_reference_data.png"/>
+                    <pic:cNvPicPr/>
+                  </pic:nvPicPr>
+                  <pic:blipFill>
+                    <a:blip r:embed="rId16"/>
+                    <a:stretch>
+                      <a:fillRect/>
+                    </a:stretch>
+                  </pic:blipFill>
+                  <pic:spPr>
+                    <a:xfrm>
+                      <a:off x="0" y="0"/>
+                      <a:ext cx="5486400" cy="3429000"/>
+                    </a:xfrm>
+                    <a:prstGeom prst="rect"/>
+                  </pic:spPr>
+                </pic:pic>
+              </a:graphicData>
+            </a:graphic>
+          </wp:inline>
+        </w:drawing>
+      </w:r>
+    </w:p>
+    <w:p>
+      <w:pPr>
+        <w:jc w:val="center"/>
+      </w:pPr>
+      <w:r>
+        <w:rPr>
+          <w:i/>
+          <w:color w:val="518DCA"/>
+          <w:sz w:val="16"/>
+        </w:rPr>
+        <w:t>Figure 7.1 - FX Client tab</w:t>
+      </w:r>
+    </w:p>
+    <w:p>
+      <w:pPr>
+        <w:jc w:val="center"/>
+      </w:pPr>
+      <w:r>
+        <w:drawing>
+          <wp:inline xmlns:a="http://schemas.openxmlformats.org/drawingml/2006/main" xmlns:pic="http://schemas.openxmlformats.org/drawingml/2006/picture">
+            <wp:extent cx="5486400" cy="3429000"/>
+            <wp:docPr id="9" name="Picture 9"/>
+            <wp:cNvGraphicFramePr>
+              <a:graphicFrameLocks noChangeAspect="1"/>
+            </wp:cNvGraphicFramePr>
+            <a:graphic>
+              <a:graphicData uri="http://schemas.openxmlformats.org/drawingml/2006/picture">
+                <pic:pic>
+                  <pic:nvPicPr>
+                    <pic:cNvPr id="0" name="08_banks.png"/>
+                    <pic:cNvPicPr/>
+                  </pic:nvPicPr>
+                  <pic:blipFill>
+                    <a:blip r:embed="rId17"/>
+                    <a:stretch>
+                      <a:fillRect/>
+                    </a:stretch>
+                  </pic:blipFill>
+                  <pic:spPr>
+                    <a:xfrm>
+                      <a:off x="0" y="0"/>
+                      <a:ext cx="5486400" cy="3429000"/>
+                    </a:xfrm>
+                    <a:prstGeom prst="rect"/>
+                  </pic:spPr>
+                </pic:pic>
+              </a:graphicData>
+            </a:graphic>
+          </wp:inline>
+        </w:drawing>
+      </w:r>
+    </w:p>
+    <w:p>
+      <w:pPr>
+        <w:jc w:val="center"/>
+      </w:pPr>
+      <w:r>
+        <w:rPr>
+          <w:i/>
+          <w:color w:val="518DCA"/>
+          <w:sz w:val="16"/>
+        </w:rPr>
+        <w:t>Figure 7.2 - Banks with Import Accounts CSV</w:t>
+      </w:r>
+    </w:p>
+    <w:p>
+      <w:r>
+        <w:t>6 tabs: FX Client, Banks, Counterparties, Transaction/Transfer Types, Currencies. CSV/Excel import for FX Clients and Bank Accounts (including legacy fld_* format with auto bank creation).</w:t>
+      </w:r>
+    </w:p>
+    <w:p>
+      <w:r>
+        <w:br w:type="page"/>
+      </w:r>
+    </w:p>
+    <w:p>
+      <w:pPr>
+        <w:pStyle w:val="Heading1"/>
+      </w:pPr>
+      <w:r>
+        <w:rPr>
+          <w:color w:val="08263E"/>
+        </w:rPr>
+        <w:t>8. User Management</w:t>
+      </w:r>
+    </w:p>
+    <w:p>
+      <w:pPr>
+        <w:jc w:val="center"/>
+      </w:pPr>
+      <w:r>
+        <w:drawing>
+          <wp:inline xmlns:a="http://schemas.openxmlformats.org/drawingml/2006/main" xmlns:pic="http://schemas.openxmlformats.org/drawingml/2006/picture">
+            <wp:extent cx="5486400" cy="3429000"/>
+            <wp:docPr id="10" name="Picture 10"/>
+            <wp:cNvGraphicFramePr>
+              <a:graphicFrameLocks noChangeAspect="1"/>
+            </wp:cNvGraphicFramePr>
+            <a:graphic>
+              <a:graphicData uri="http://schemas.openxmlformats.org/drawingml/2006/picture">
+                <pic:pic>
+                  <pic:nvPicPr>
+                    <pic:cNvPr id="0" name="10_users.png"/>
+                    <pic:cNvPicPr/>
+                  </pic:nvPicPr>
+                  <pic:blipFill>
+                    <a:blip r:embed="rId18"/>
+                    <a:stretch>
+                      <a:fillRect/>
+                    </a:stretch>
+                  </pic:blipFill>
+                  <pic:spPr>
+                    <a:xfrm>
+                      <a:off x="0" y="0"/>
+                      <a:ext cx="5486400" cy="3429000"/>
+                    </a:xfrm>
+                    <a:prstGeom prst="rect"/>
+                  </pic:spPr>
+                </pic:pic>
+              </a:graphicData>
+            </a:graphic>
+          </wp:inline>
+        </w:drawing>
+      </w:r>
+    </w:p>
+    <w:p>
+      <w:pPr>
+        <w:jc w:val="center"/>
+      </w:pPr>
+      <w:r>
+        <w:rPr>
+          <w:i/>
+          <w:color w:val="518DCA"/>
+          <w:sz w:val="16"/>
+        </w:rPr>
+        <w:t>Figure 8.1 - Users</w:t>
+      </w:r>
+    </w:p>
+    <w:p>
+      <w:r>
+        <w:br w:type="page"/>
+      </w:r>
+    </w:p>
+    <w:p>
+      <w:pPr>
+        <w:pStyle w:val="Heading1"/>
+      </w:pPr>
+      <w:r>
+        <w:rPr>
+          <w:color w:val="08263E"/>
+        </w:rPr>
+        <w:t>9. Transactions &amp; Audit Trail</w:t>
+      </w:r>
+    </w:p>
+    <w:p>
+      <w:pPr>
+        <w:jc w:val="center"/>
+      </w:pPr>
+      <w:r>
+        <w:drawing>
+          <wp:inline xmlns:a="http://schemas.openxmlformats.org/drawingml/2006/main" xmlns:pic="http://schemas.openxmlformats.org/drawingml/2006/picture">
+            <wp:extent cx="5486400" cy="3429000"/>
+            <wp:docPr id="11" name="Picture 11"/>
+            <wp:cNvGraphicFramePr>
+              <a:graphicFrameLocks noChangeAspect="1"/>
+            </wp:cNvGraphicFramePr>
+            <a:graphic>
+              <a:graphicData uri="http://schemas.openxmlformats.org/drawingml/2006/picture">
+                <pic:pic>
+                  <pic:nvPicPr>
+                    <pic:cNvPr id="0" name="13_transactions.png"/>
+                    <pic:cNvPicPr/>
+                  </pic:nvPicPr>
+                  <pic:blipFill>
+                    <a:blip r:embed="rId19"/>
+                    <a:stretch>
+                      <a:fillRect/>
+                    </a:stretch>
+                  </pic:blipFill>
+                  <pic:spPr>
+                    <a:xfrm>
+                      <a:off x="0" y="0"/>
+                      <a:ext cx="5486400" cy="3429000"/>
+                    </a:xfrm>
+                    <a:prstGeom prst="rect"/>
+                  </pic:spPr>
+                </pic:pic>
+              </a:graphicData>
+            </a:graphic>
+          </wp:inline>
+        </w:drawing>
+      </w:r>
+    </w:p>
+    <w:p>
+      <w:pPr>
+        <w:jc w:val="center"/>
+      </w:pPr>
+      <w:r>
+        <w:rPr>
+          <w:i/>
+          <w:color w:val="518DCA"/>
+          <w:sz w:val="16"/>
+        </w:rPr>
+        <w:t>Figure 9.1 - Transactions</w:t>
+      </w:r>
+    </w:p>
+    <w:p>
+      <w:pPr>
+        <w:jc w:val="center"/>
+      </w:pPr>
+      <w:r>
+        <w:drawing>
+          <wp:inline xmlns:a="http://schemas.openxmlformats.org/drawingml/2006/main" xmlns:pic="http://schemas.openxmlformats.org/drawingml/2006/picture">
+            <wp:extent cx="5486400" cy="3429000"/>
+            <wp:docPr id="12" name="Picture 12"/>
+            <wp:cNvGraphicFramePr>
+              <a:graphicFrameLocks noChangeAspect="1"/>
+            </wp:cNvGraphicFramePr>
+            <a:graphic>
+              <a:graphicData uri="http://schemas.openxmlformats.org/drawingml/2006/picture">
+                <pic:pic>
+                  <pic:nvPicPr>
+                    <pic:cNvPr id="0" name="12_audit_trail.png"/>
+                    <pic:cNvPicPr/>
+                  </pic:nvPicPr>
+                  <pic:blipFill>
+                    <a:blip r:embed="rId20"/>
+                    <a:stretch>
+                      <a:fillRect/>
+                    </a:stretch>
+                  </pic:blipFill>
+                  <pic:spPr>
+                    <a:xfrm>
+                      <a:off x="0" y="0"/>
+                      <a:ext cx="5486400" cy="3429000"/>
+                    </a:xfrm>
+                    <a:prstGeom prst="rect"/>
+                  </pic:spPr>
+                </pic:pic>
+              </a:graphicData>
+            </a:graphic>
+          </wp:inline>
+        </w:drawing>
+      </w:r>
+    </w:p>
+    <w:p>
+      <w:pPr>
+        <w:jc w:val="center"/>
+      </w:pPr>
+      <w:r>
+        <w:rPr>
+          <w:i/>
+          <w:color w:val="518DCA"/>
+          <w:sz w:val="16"/>
+        </w:rPr>
+        <w:t>Figure 9.2 - Audit Trail</w:t>
+      </w:r>
+    </w:p>
+    <w:p>
+      <w:r>
+        <w:br w:type="page"/>
+      </w:r>
+    </w:p>
+    <w:p>
+      <w:pPr>
+        <w:pStyle w:val="Heading1"/>
+      </w:pPr>
+      <w:r>
+        <w:rPr>
+          <w:color w:val="08263E"/>
+        </w:rPr>
+        <w:t>10. Reports</w:t>
+      </w:r>
+    </w:p>
+    <w:p>
+      <w:pPr>
+        <w:jc w:val="center"/>
+      </w:pPr>
+      <w:r>
+        <w:drawing>
+          <wp:inline xmlns:a="http://schemas.openxmlformats.org/drawingml/2006/main" xmlns:pic="http://schemas.openxmlformats.org/drawingml/2006/picture">
+            <wp:extent cx="5486400" cy="3429000"/>
+            <wp:docPr id="13" name="Picture 13"/>
+            <wp:cNvGraphicFramePr>
+              <a:graphicFrameLocks noChangeAspect="1"/>
+            </wp:cNvGraphicFramePr>
+            <a:graphic>
+              <a:graphicData uri="http://schemas.openxmlformats.org/drawingml/2006/picture">
+                <pic:pic>
+                  <pic:nvPicPr>
+                    <pic:cNvPr id="0" name="11_reports.png"/>
+                    <pic:cNvPicPr/>
+                  </pic:nvPicPr>
+                  <pic:blipFill>
+                    <a:blip r:embed="rId21"/>
+                    <a:stretch>
+                      <a:fillRect/>
+                    </a:stretch>
+                  </pic:blipFill>
+                  <pic:spPr>
+                    <a:xfrm>
+                      <a:off x="0" y="0"/>
+                      <a:ext cx="5486400" cy="3429000"/>
+                    </a:xfrm>
+                    <a:prstGeom prst="rect"/>
+                  </pic:spPr>
+                </pic:pic>
+              </a:graphicData>
+            </a:graphic>
+          </wp:inline>
+        </w:drawing>
+      </w:r>
+    </w:p>
+    <w:p>
+      <w:pPr>
+        <w:jc w:val="center"/>
+      </w:pPr>
+      <w:r>
+        <w:rPr>
+          <w:i/>
+          <w:color w:val="518DCA"/>
+          <w:sz w:val="16"/>
+        </w:rPr>
+        <w:t>Figure 10.1 - Reports</w:t>
       </w:r>
     </w:p>
     <w:tbl>
@@ -1520,233 +1436,7 @@
                 <w:color w:val="FFFFFF"/>
                 <w:sz w:val="16"/>
               </w:rPr>
-              <w:t>Tab</w:t>
-            </w:r>
-          </w:p>
-        </w:tc>
-        <w:tc>
-          <w:tcPr>
-            <w:tcW w:type="dxa" w:w="4986"/>
-            <w:shd w:val="clear" w:color="auto" w:fill="08263e"/>
-          </w:tcPr>
-          <w:p>
-            <w:pPr>
-              <w:jc w:val="center"/>
-            </w:pPr>
-            <w:r>
-              <w:rPr>
-                <w:b/>
-                <w:color w:val="FFFFFF"/>
-                <w:sz w:val="16"/>
-              </w:rPr>
-              <w:t>Contents</w:t>
-            </w:r>
-          </w:p>
-        </w:tc>
-      </w:tr>
-      <w:tr>
-        <w:tc>
-          <w:tcPr>
-            <w:tcW w:type="dxa" w:w="4986"/>
-          </w:tcPr>
-          <w:p>
-            <w:r>
-              <w:rPr>
-                <w:sz w:val="15"/>
-              </w:rPr>
-              <w:t>Pending</w:t>
-            </w:r>
-          </w:p>
-        </w:tc>
-        <w:tc>
-          <w:tcPr>
-            <w:tcW w:type="dxa" w:w="4986"/>
-          </w:tcPr>
-          <w:p>
-            <w:r>
-              <w:rPr>
-                <w:sz w:val="15"/>
-              </w:rPr>
-              <w:t>Deals awaiting treasury review</w:t>
-            </w:r>
-          </w:p>
-        </w:tc>
-      </w:tr>
-      <w:tr>
-        <w:tc>
-          <w:tcPr>
-            <w:tcW w:type="dxa" w:w="4986"/>
-            <w:shd w:val="clear" w:color="auto" w:fill="f1f2f2"/>
-          </w:tcPr>
-          <w:p>
-            <w:r>
-              <w:rPr>
-                <w:sz w:val="15"/>
-              </w:rPr>
-              <w:t>Returned</w:t>
-            </w:r>
-          </w:p>
-        </w:tc>
-        <w:tc>
-          <w:tcPr>
-            <w:tcW w:type="dxa" w:w="4986"/>
-            <w:shd w:val="clear" w:color="auto" w:fill="f1f2f2"/>
-          </w:tcPr>
-          <w:p>
-            <w:r>
-              <w:rPr>
-                <w:sz w:val="15"/>
-              </w:rPr>
-              <w:t>Deals returned, awaiting trader correction</w:t>
-            </w:r>
-          </w:p>
-        </w:tc>
-      </w:tr>
-      <w:tr>
-        <w:tc>
-          <w:tcPr>
-            <w:tcW w:type="dxa" w:w="4986"/>
-          </w:tcPr>
-          <w:p>
-            <w:r>
-              <w:rPr>
-                <w:sz w:val="15"/>
-              </w:rPr>
-              <w:t>Processed</w:t>
-            </w:r>
-          </w:p>
-        </w:tc>
-        <w:tc>
-          <w:tcPr>
-            <w:tcW w:type="dxa" w:w="4986"/>
-          </w:tcPr>
-          <w:p>
-            <w:r>
-              <w:rPr>
-                <w:sz w:val="15"/>
-              </w:rPr>
-              <w:t>Confirmed and cancelled deals</w:t>
-            </w:r>
-          </w:p>
-        </w:tc>
-      </w:tr>
-    </w:tbl>
-    <w:p>
-      <w:r>
-        <w:t>Click Columns to customize visible columns. Click Filters to narrow by Client, Currency, From/To Bank, or Date Range.</w:t>
-      </w:r>
-    </w:p>
-    <w:p>
-      <w:r>
-        <w:t>Click Review on a pending deal. Enter Treasury Remarks (required), then Confirm or Return.</w:t>
-      </w:r>
-    </w:p>
-    <w:p>
-      <w:r>
-        <w:rPr>
-          <w:i/>
-          <w:color w:val="555555"/>
-          <w:sz w:val="16"/>
-        </w:rPr>
-        <w:t>At least one settlement proof must exist before confirming. The Confirm button is disabled with zero proofs.</w:t>
-      </w:r>
-    </w:p>
-    <w:p>
-      <w:r>
-        <w:br w:type="page"/>
-      </w:r>
-    </w:p>
-    <w:p>
-      <w:pPr>
-        <w:pStyle w:val="Heading1"/>
-      </w:pPr>
-      <w:r>
-        <w:rPr>
-          <w:color w:val="08263E"/>
-        </w:rPr>
-        <w:t>7. Reference Data Management (Admin)</w:t>
-      </w:r>
-    </w:p>
-    <w:p>
-      <w:pPr>
-        <w:jc w:val="center"/>
-      </w:pPr>
-      <w:r>
-        <w:drawing>
-          <wp:inline xmlns:a="http://schemas.openxmlformats.org/drawingml/2006/main" xmlns:pic="http://schemas.openxmlformats.org/drawingml/2006/picture">
-            <wp:extent cx="5669280" cy="3543300"/>
-            <wp:docPr id="7" name="Picture 7"/>
-            <wp:cNvGraphicFramePr>
-              <a:graphicFrameLocks noChangeAspect="1"/>
-            </wp:cNvGraphicFramePr>
-            <a:graphic>
-              <a:graphicData uri="http://schemas.openxmlformats.org/drawingml/2006/picture">
-                <pic:pic>
-                  <pic:nvPicPr>
-                    <pic:cNvPr id="0" name="07_reference_data.png"/>
-                    <pic:cNvPicPr/>
-                  </pic:nvPicPr>
-                  <pic:blipFill>
-                    <a:blip r:embed="rId15"/>
-                    <a:stretch>
-                      <a:fillRect/>
-                    </a:stretch>
-                  </pic:blipFill>
-                  <pic:spPr>
-                    <a:xfrm>
-                      <a:off x="0" y="0"/>
-                      <a:ext cx="5669280" cy="3543300"/>
-                    </a:xfrm>
-                    <a:prstGeom prst="rect"/>
-                  </pic:spPr>
-                </pic:pic>
-              </a:graphicData>
-            </a:graphic>
-          </wp:inline>
-        </w:drawing>
-      </w:r>
-    </w:p>
-    <w:p>
-      <w:pPr>
-        <w:jc w:val="center"/>
-      </w:pPr>
-      <w:r>
-        <w:rPr>
-          <w:i/>
-          <w:color w:val="518DCA"/>
-          <w:sz w:val="16"/>
-        </w:rPr>
-        <w:t>Figure 7.1 - Reference Data (FX Client tab) with Import button</w:t>
-      </w:r>
-    </w:p>
-    <w:tbl>
-      <w:tblPr>
-        <w:tblStyle w:val="TableGrid"/>
-        <w:tblW w:type="auto" w:w="0"/>
-        <w:jc w:val="left"/>
-        <w:tblLook w:firstColumn="1" w:firstRow="1" w:lastColumn="0" w:lastRow="0" w:noHBand="0" w:noVBand="1" w:val="04A0"/>
-      </w:tblPr>
-      <w:tblGrid>
-        <w:gridCol w:w="4986"/>
-        <w:gridCol w:w="4986"/>
-      </w:tblGrid>
-      <w:tr>
-        <w:tc>
-          <w:tcPr>
-            <w:tcW w:type="dxa" w:w="4986"/>
-            <w:shd w:val="clear" w:color="auto" w:fill="08263e"/>
-          </w:tcPr>
-          <w:p>
-            <w:pPr>
-              <w:jc w:val="center"/>
-            </w:pPr>
-            <w:r>
-              <w:rPr>
-                <w:b/>
-                <w:color w:val="FFFFFF"/>
-                <w:sz w:val="16"/>
-              </w:rPr>
-              <w:t>Tab</w:t>
+              <w:t>Report</w:t>
             </w:r>
           </w:p>
         </w:tc>
@@ -1780,7 +1470,7 @@
               <w:rPr>
                 <w:sz w:val="15"/>
               </w:rPr>
-              <w:t>FX Client</w:t>
+              <w:t>Deal Blotter</w:t>
             </w:r>
           </w:p>
         </w:tc>
@@ -1793,7 +1483,7 @@
               <w:rPr>
                 <w:sz w:val="15"/>
               </w:rPr>
-              <w:t>Client/company entities</w:t>
+              <w:t>Complete log</w:t>
             </w:r>
           </w:p>
         </w:tc>
@@ -1809,7 +1499,7 @@
               <w:rPr>
                 <w:sz w:val="15"/>
               </w:rPr>
-              <w:t>Banks</w:t>
+              <w:t>Settlement</w:t>
             </w:r>
           </w:p>
         </w:tc>
@@ -1823,7 +1513,7 @@
               <w:rPr>
                 <w:sz w:val="15"/>
               </w:rPr>
-              <w:t>Banking institutions with SWIFT codes and account management</w:t>
+              <w:t>By value date</w:t>
             </w:r>
           </w:p>
         </w:tc>
@@ -1838,7 +1528,7 @@
               <w:rPr>
                 <w:sz w:val="15"/>
               </w:rPr>
-              <w:t>Counterparties</w:t>
+              <w:t>Open Positions</w:t>
             </w:r>
           </w:p>
         </w:tc>
@@ -1851,7 +1541,7 @@
               <w:rPr>
                 <w:sz w:val="15"/>
               </w:rPr>
-              <w:t>PJL Group entities (CLSC, PJ, Verite, etc.)</w:t>
+              <w:t>Pending by pair</w:t>
             </w:r>
           </w:p>
         </w:tc>
@@ -1867,7 +1557,7 @@
               <w:rPr>
                 <w:sz w:val="15"/>
               </w:rPr>
-              <w:t>Transaction Types</w:t>
+              <w:t>Audit Trail</w:t>
             </w:r>
           </w:p>
         </w:tc>
@@ -1881,7 +1571,7 @@
               <w:rPr>
                 <w:sz w:val="15"/>
               </w:rPr>
-              <w:t>Buy / Sell</w:t>
+              <w:t>Actions</w:t>
             </w:r>
           </w:p>
         </w:tc>
@@ -1896,7 +1586,7 @@
               <w:rPr>
                 <w:sz w:val="15"/>
               </w:rPr>
-              <w:t>Transfer Types</w:t>
+              <w:t>User Activity</w:t>
             </w:r>
           </w:p>
         </w:tc>
@@ -1909,7 +1599,7 @@
               <w:rPr>
                 <w:sz w:val="15"/>
               </w:rPr>
-              <w:t>FX Crypto, FX Local, FX Bank Deal, FX-Intercompany, FX-Corp Settlement, PDAX WD</w:t>
+              <w:t>Per user</w:t>
             </w:r>
           </w:p>
         </w:tc>
@@ -1925,7 +1615,7 @@
               <w:rPr>
                 <w:sz w:val="15"/>
               </w:rPr>
-              <w:t>Currencies</w:t>
+              <w:t>Volume Summary</w:t>
             </w:r>
           </w:p>
         </w:tc>
@@ -1939,7 +1629,65 @@
               <w:rPr>
                 <w:sz w:val="15"/>
               </w:rPr>
-              <w:t>Fiat, stablecoin, and cryptocurrency codes</w:t>
+              <w:t>By period</w:t>
+            </w:r>
+          </w:p>
+        </w:tc>
+      </w:tr>
+      <w:tr>
+        <w:tc>
+          <w:tcPr>
+            <w:tcW w:type="dxa" w:w="4986"/>
+          </w:tcPr>
+          <w:p>
+            <w:r>
+              <w:rPr>
+                <w:sz w:val="15"/>
+              </w:rPr>
+              <w:t>Client Activity</w:t>
+            </w:r>
+          </w:p>
+        </w:tc>
+        <w:tc>
+          <w:tcPr>
+            <w:tcW w:type="dxa" w:w="4986"/>
+          </w:tcPr>
+          <w:p>
+            <w:r>
+              <w:rPr>
+                <w:sz w:val="15"/>
+              </w:rPr>
+              <w:t>Per client</w:t>
+            </w:r>
+          </w:p>
+        </w:tc>
+      </w:tr>
+      <w:tr>
+        <w:tc>
+          <w:tcPr>
+            <w:tcW w:type="dxa" w:w="4986"/>
+            <w:shd w:val="clear" w:color="auto" w:fill="f1f2f2"/>
+          </w:tcPr>
+          <w:p>
+            <w:r>
+              <w:rPr>
+                <w:sz w:val="15"/>
+              </w:rPr>
+              <w:t>TMS (SAP)</w:t>
+            </w:r>
+          </w:p>
+        </w:tc>
+        <w:tc>
+          <w:tcPr>
+            <w:tcW w:type="dxa" w:w="4986"/>
+            <w:shd w:val="clear" w:color="auto" w:fill="f1f2f2"/>
+          </w:tcPr>
+          <w:p>
+            <w:r>
+              <w:rPr>
+                <w:sz w:val="15"/>
+              </w:rPr>
+              <w:t>21-column SAP</w:t>
             </w:r>
           </w:p>
         </w:tc>
@@ -1947,32 +1695,18 @@
     </w:tbl>
     <w:p>
       <w:r>
-        <w:t>Add/edit/delete items. Bulk import FX Clients via CSV/Excel (columns: name, code, type).</w:t>
+        <w:br w:type="page"/>
       </w:r>
     </w:p>
     <w:p>
       <w:pPr>
-        <w:shd w:val="clear" w:color="auto" w:fill="f1f2f2"/>
-      </w:pPr>
-      <w:r>
-        <w:rPr>
-          <w:rFonts w:ascii="Courier New" w:hAnsi="Courier New"/>
-          <w:sz w:val="16"/>
-        </w:rPr>
-        <w:t>name,code,type</w:t>
-        <w:br/>
-        <w:t>Acme Trading Ltd,ACME_TR,Customer</w:t>
-      </w:r>
-    </w:p>
-    <w:p>
-      <w:pPr>
-        <w:pStyle w:val="Heading2"/>
+        <w:pStyle w:val="Heading1"/>
       </w:pPr>
       <w:r>
         <w:rPr>
           <w:color w:val="08263E"/>
         </w:rPr>
-        <w:t>7.2 Bank Accounts</w:t>
+        <w:t>11. System Administration</w:t>
       </w:r>
     </w:p>
     <w:p>
@@ -1982,8 +1716,8 @@
       <w:r>
         <w:drawing>
           <wp:inline xmlns:a="http://schemas.openxmlformats.org/drawingml/2006/main" xmlns:pic="http://schemas.openxmlformats.org/drawingml/2006/picture">
-            <wp:extent cx="5669280" cy="3543300"/>
-            <wp:docPr id="8" name="Picture 8"/>
+            <wp:extent cx="5486400" cy="3429000"/>
+            <wp:docPr id="14" name="Picture 14"/>
             <wp:cNvGraphicFramePr>
               <a:graphicFrameLocks noChangeAspect="1"/>
             </wp:cNvGraphicFramePr>
@@ -1991,11 +1725,11 @@
               <a:graphicData uri="http://schemas.openxmlformats.org/drawingml/2006/picture">
                 <pic:pic>
                   <pic:nvPicPr>
-                    <pic:cNvPr id="0" name="08_banks.png"/>
+                    <pic:cNvPr id="0" name="18_system_admin.png"/>
                     <pic:cNvPicPr/>
                   </pic:nvPicPr>
                   <pic:blipFill>
-                    <a:blip r:embed="rId16"/>
+                    <a:blip r:embed="rId22"/>
                     <a:stretch>
                       <a:fillRect/>
                     </a:stretch>
@@ -2003,7 +1737,7 @@
                   <pic:spPr>
                     <a:xfrm>
                       <a:off x="0" y="0"/>
-                      <a:ext cx="5669280" cy="3543300"/>
+                      <a:ext cx="5486400" cy="3429000"/>
                     </a:xfrm>
                     <a:prstGeom prst="rect"/>
                   </pic:spPr>
@@ -2024,94 +1758,22 @@
           <w:color w:val="518DCA"/>
           <w:sz w:val="16"/>
         </w:rPr>
-        <w:t>Figure 7.2 - Banks tab with Accounts button</w:t>
+        <w:t>Figure 11.1 - System Admin</w:t>
       </w:r>
     </w:p>
     <w:p>
       <w:r>
-        <w:t>Click Accounts per bank. Add accounts (Name required, Number required). Bulk import via CSV/Excel (columns: account_number, account_name).</w:t>
-      </w:r>
-    </w:p>
-    <w:p>
-      <w:pPr>
-        <w:shd w:val="clear" w:color="auto" w:fill="f1f2f2"/>
-      </w:pPr>
-      <w:r>
         <w:rPr>
-          <w:rFonts w:ascii="Courier New" w:hAnsi="Courier New"/>
+          <w:i/>
+          <w:color w:val="555555"/>
           <w:sz w:val="16"/>
         </w:rPr>
-        <w:t>account_number,account_name</w:t>
-        <w:br/>
-        <w:t>001-234-567,USD Operating Account</w:t>
-      </w:r>
-    </w:p>
-    <w:p>
-      <w:pPr>
-        <w:pStyle w:val="Heading2"/>
-      </w:pPr>
-      <w:r>
-        <w:rPr>
-          <w:color w:val="08263E"/>
-        </w:rPr>
-        <w:t>7.3 Currencies</w:t>
-      </w:r>
-    </w:p>
-    <w:p>
-      <w:pPr>
-        <w:jc w:val="center"/>
-      </w:pPr>
-      <w:r>
-        <w:drawing>
-          <wp:inline xmlns:a="http://schemas.openxmlformats.org/drawingml/2006/main" xmlns:pic="http://schemas.openxmlformats.org/drawingml/2006/picture">
-            <wp:extent cx="5669280" cy="3543300"/>
-            <wp:docPr id="9" name="Picture 9"/>
-            <wp:cNvGraphicFramePr>
-              <a:graphicFrameLocks noChangeAspect="1"/>
-            </wp:cNvGraphicFramePr>
-            <a:graphic>
-              <a:graphicData uri="http://schemas.openxmlformats.org/drawingml/2006/picture">
-                <pic:pic>
-                  <pic:nvPicPr>
-                    <pic:cNvPr id="0" name="09_currencies.png"/>
-                    <pic:cNvPicPr/>
-                  </pic:nvPicPr>
-                  <pic:blipFill>
-                    <a:blip r:embed="rId17"/>
-                    <a:stretch>
-                      <a:fillRect/>
-                    </a:stretch>
-                  </pic:blipFill>
-                  <pic:spPr>
-                    <a:xfrm>
-                      <a:off x="0" y="0"/>
-                      <a:ext cx="5669280" cy="3543300"/>
-                    </a:xfrm>
-                    <a:prstGeom prst="rect"/>
-                  </pic:spPr>
-                </pic:pic>
-              </a:graphicData>
-            </a:graphic>
-          </wp:inline>
-        </w:drawing>
-      </w:r>
-    </w:p>
-    <w:p>
-      <w:pPr>
-        <w:jc w:val="center"/>
-      </w:pPr>
-      <w:r>
-        <w:rPr>
-          <w:i/>
-          <w:color w:val="518DCA"/>
-          <w:sz w:val="16"/>
-        </w:rPr>
-        <w:t>Figure 7.3 - Currencies (fiat, stablecoin, crypto)</w:t>
+        <w:t>Only accessible to sysadmin role.</w:t>
       </w:r>
     </w:p>
     <w:p>
       <w:r>
-        <w:t>Pre-loaded with 31 fiat, 16 stablecoin, and 18 crypto currencies.</w:t>
+        <w:t>DB Statistics, Data Export (CSV/JSON), Database Reset (clears deals/audit, retains users/ref data).</w:t>
       </w:r>
     </w:p>
     <w:p>
@@ -2127,210 +1789,7 @@
         <w:rPr>
           <w:color w:val="08263E"/>
         </w:rPr>
-        <w:t>8. User Management (Admin)</w:t>
-      </w:r>
-    </w:p>
-    <w:p>
-      <w:pPr>
-        <w:jc w:val="center"/>
-      </w:pPr>
-      <w:r>
-        <w:drawing>
-          <wp:inline xmlns:a="http://schemas.openxmlformats.org/drawingml/2006/main" xmlns:pic="http://schemas.openxmlformats.org/drawingml/2006/picture">
-            <wp:extent cx="5669280" cy="3543300"/>
-            <wp:docPr id="10" name="Picture 10"/>
-            <wp:cNvGraphicFramePr>
-              <a:graphicFrameLocks noChangeAspect="1"/>
-            </wp:cNvGraphicFramePr>
-            <a:graphic>
-              <a:graphicData uri="http://schemas.openxmlformats.org/drawingml/2006/picture">
-                <pic:pic>
-                  <pic:nvPicPr>
-                    <pic:cNvPr id="0" name="10_users.png"/>
-                    <pic:cNvPicPr/>
-                  </pic:nvPicPr>
-                  <pic:blipFill>
-                    <a:blip r:embed="rId18"/>
-                    <a:stretch>
-                      <a:fillRect/>
-                    </a:stretch>
-                  </pic:blipFill>
-                  <pic:spPr>
-                    <a:xfrm>
-                      <a:off x="0" y="0"/>
-                      <a:ext cx="5669280" cy="3543300"/>
-                    </a:xfrm>
-                    <a:prstGeom prst="rect"/>
-                  </pic:spPr>
-                </pic:pic>
-              </a:graphicData>
-            </a:graphic>
-          </wp:inline>
-        </w:drawing>
-      </w:r>
-    </w:p>
-    <w:p>
-      <w:pPr>
-        <w:jc w:val="center"/>
-      </w:pPr>
-      <w:r>
-        <w:rPr>
-          <w:i/>
-          <w:color w:val="518DCA"/>
-          <w:sz w:val="16"/>
-        </w:rPr>
-        <w:t>Figure 8.1 - User Management page</w:t>
-      </w:r>
-    </w:p>
-    <w:p>
-      <w:r>
-        <w:t>View all users with name, email, role, status. Search by name/email. Add User (Trader, Treasury, Admin). Edit/delete via icons.</w:t>
-      </w:r>
-    </w:p>
-    <w:p>
-      <w:r>
-        <w:br w:type="page"/>
-      </w:r>
-    </w:p>
-    <w:p>
-      <w:pPr>
-        <w:pStyle w:val="Heading1"/>
-      </w:pPr>
-      <w:r>
-        <w:rPr>
-          <w:color w:val="08263E"/>
-        </w:rPr>
-        <w:t>9. Transaction History (Admin)</w:t>
-      </w:r>
-    </w:p>
-    <w:p>
-      <w:pPr>
-        <w:jc w:val="center"/>
-      </w:pPr>
-      <w:r>
-        <w:drawing>
-          <wp:inline xmlns:a="http://schemas.openxmlformats.org/drawingml/2006/main" xmlns:pic="http://schemas.openxmlformats.org/drawingml/2006/picture">
-            <wp:extent cx="5669280" cy="3543300"/>
-            <wp:docPr id="11" name="Picture 11"/>
-            <wp:cNvGraphicFramePr>
-              <a:graphicFrameLocks noChangeAspect="1"/>
-            </wp:cNvGraphicFramePr>
-            <a:graphic>
-              <a:graphicData uri="http://schemas.openxmlformats.org/drawingml/2006/picture">
-                <pic:pic>
-                  <pic:nvPicPr>
-                    <pic:cNvPr id="0" name="13_transactions.png"/>
-                    <pic:cNvPicPr/>
-                  </pic:nvPicPr>
-                  <pic:blipFill>
-                    <a:blip r:embed="rId19"/>
-                    <a:stretch>
-                      <a:fillRect/>
-                    </a:stretch>
-                  </pic:blipFill>
-                  <pic:spPr>
-                    <a:xfrm>
-                      <a:off x="0" y="0"/>
-                      <a:ext cx="5669280" cy="3543300"/>
-                    </a:xfrm>
-                    <a:prstGeom prst="rect"/>
-                  </pic:spPr>
-                </pic:pic>
-              </a:graphicData>
-            </a:graphic>
-          </wp:inline>
-        </w:drawing>
-      </w:r>
-    </w:p>
-    <w:p>
-      <w:pPr>
-        <w:jc w:val="center"/>
-      </w:pPr>
-      <w:r>
-        <w:rPr>
-          <w:i/>
-          <w:color w:val="518DCA"/>
-          <w:sz w:val="16"/>
-        </w:rPr>
-        <w:t>Figure 9.1 - Transaction History</w:t>
-      </w:r>
-    </w:p>
-    <w:p>
-      <w:r>
-        <w:t>System-wide deal view. Shows reference, client, trader, pair, amount, rate, date, status. Click eye icon for details. Use Filters and Export CSV.</w:t>
-      </w:r>
-    </w:p>
-    <w:p>
-      <w:r>
-        <w:br w:type="page"/>
-      </w:r>
-    </w:p>
-    <w:p>
-      <w:pPr>
-        <w:pStyle w:val="Heading1"/>
-      </w:pPr>
-      <w:r>
-        <w:rPr>
-          <w:color w:val="08263E"/>
-        </w:rPr>
-        <w:t>10. Audit Trail (Admin)</w:t>
-      </w:r>
-    </w:p>
-    <w:p>
-      <w:pPr>
-        <w:jc w:val="center"/>
-      </w:pPr>
-      <w:r>
-        <w:drawing>
-          <wp:inline xmlns:a="http://schemas.openxmlformats.org/drawingml/2006/main" xmlns:pic="http://schemas.openxmlformats.org/drawingml/2006/picture">
-            <wp:extent cx="5669280" cy="3543300"/>
-            <wp:docPr id="12" name="Picture 12"/>
-            <wp:cNvGraphicFramePr>
-              <a:graphicFrameLocks noChangeAspect="1"/>
-            </wp:cNvGraphicFramePr>
-            <a:graphic>
-              <a:graphicData uri="http://schemas.openxmlformats.org/drawingml/2006/picture">
-                <pic:pic>
-                  <pic:nvPicPr>
-                    <pic:cNvPr id="0" name="12_audit_trail.png"/>
-                    <pic:cNvPicPr/>
-                  </pic:nvPicPr>
-                  <pic:blipFill>
-                    <a:blip r:embed="rId20"/>
-                    <a:stretch>
-                      <a:fillRect/>
-                    </a:stretch>
-                  </pic:blipFill>
-                  <pic:spPr>
-                    <a:xfrm>
-                      <a:off x="0" y="0"/>
-                      <a:ext cx="5669280" cy="3543300"/>
-                    </a:xfrm>
-                    <a:prstGeom prst="rect"/>
-                  </pic:spPr>
-                </pic:pic>
-              </a:graphicData>
-            </a:graphic>
-          </wp:inline>
-        </w:drawing>
-      </w:r>
-    </w:p>
-    <w:p>
-      <w:pPr>
-        <w:jc w:val="center"/>
-      </w:pPr>
-      <w:r>
-        <w:rPr>
-          <w:i/>
-          <w:color w:val="518DCA"/>
-          <w:sz w:val="16"/>
-        </w:rPr>
-        <w:t>Figure 10.1 - Audit Trail</w:t>
-      </w:r>
-    </w:p>
-    <w:p>
-      <w:r>
-        <w:t>Records every action: deal lifecycle, proofs, user management, reference changes, imports, password changes.</w:t>
+        <w:t>12. Appendix: Transfer Types &amp; Networks</w:t>
       </w:r>
     </w:p>
     <w:tbl>
@@ -2341,795 +1800,15 @@
         <w:tblLook w:firstColumn="1" w:firstRow="1" w:lastColumn="0" w:lastRow="0" w:noHBand="0" w:noVBand="1" w:val="04A0"/>
       </w:tblPr>
       <w:tblGrid>
-        <w:gridCol w:w="4986"/>
-        <w:gridCol w:w="4986"/>
+        <w:gridCol w:w="2493"/>
+        <w:gridCol w:w="2493"/>
+        <w:gridCol w:w="2493"/>
+        <w:gridCol w:w="2493"/>
       </w:tblGrid>
       <w:tr>
         <w:tc>
           <w:tcPr>
-            <w:tcW w:type="dxa" w:w="4986"/>
-            <w:shd w:val="clear" w:color="auto" w:fill="08263e"/>
-          </w:tcPr>
-          <w:p>
-            <w:pPr>
-              <w:jc w:val="center"/>
-            </w:pPr>
-            <w:r>
-              <w:rPr>
-                <w:b/>
-                <w:color w:val="FFFFFF"/>
-                <w:sz w:val="16"/>
-              </w:rPr>
-              <w:t>Column</w:t>
-            </w:r>
-          </w:p>
-        </w:tc>
-        <w:tc>
-          <w:tcPr>
-            <w:tcW w:type="dxa" w:w="4986"/>
-            <w:shd w:val="clear" w:color="auto" w:fill="08263e"/>
-          </w:tcPr>
-          <w:p>
-            <w:pPr>
-              <w:jc w:val="center"/>
-            </w:pPr>
-            <w:r>
-              <w:rPr>
-                <w:b/>
-                <w:color w:val="FFFFFF"/>
-                <w:sz w:val="16"/>
-              </w:rPr>
-              <w:t>Description</w:t>
-            </w:r>
-          </w:p>
-        </w:tc>
-      </w:tr>
-      <w:tr>
-        <w:tc>
-          <w:tcPr>
-            <w:tcW w:type="dxa" w:w="4986"/>
-          </w:tcPr>
-          <w:p>
-            <w:r>
-              <w:rPr>
-                <w:sz w:val="15"/>
-              </w:rPr>
-              <w:t>Timestamp</w:t>
-            </w:r>
-          </w:p>
-        </w:tc>
-        <w:tc>
-          <w:tcPr>
-            <w:tcW w:type="dxa" w:w="4986"/>
-          </w:tcPr>
-          <w:p>
-            <w:r>
-              <w:rPr>
-                <w:sz w:val="15"/>
-              </w:rPr>
-              <w:t>Date and time of the action</w:t>
-            </w:r>
-          </w:p>
-        </w:tc>
-      </w:tr>
-      <w:tr>
-        <w:tc>
-          <w:tcPr>
-            <w:tcW w:type="dxa" w:w="4986"/>
-            <w:shd w:val="clear" w:color="auto" w:fill="f1f2f2"/>
-          </w:tcPr>
-          <w:p>
-            <w:r>
-              <w:rPr>
-                <w:sz w:val="15"/>
-              </w:rPr>
-              <w:t>Action</w:t>
-            </w:r>
-          </w:p>
-        </w:tc>
-        <w:tc>
-          <w:tcPr>
-            <w:tcW w:type="dxa" w:w="4986"/>
-            <w:shd w:val="clear" w:color="auto" w:fill="f1f2f2"/>
-          </w:tcPr>
-          <w:p>
-            <w:r>
-              <w:rPr>
-                <w:sz w:val="15"/>
-              </w:rPr>
-              <w:t>Type (Deal Created, companies_imported, etc.)</w:t>
-            </w:r>
-          </w:p>
-        </w:tc>
-      </w:tr>
-      <w:tr>
-        <w:tc>
-          <w:tcPr>
-            <w:tcW w:type="dxa" w:w="4986"/>
-          </w:tcPr>
-          <w:p>
-            <w:r>
-              <w:rPr>
-                <w:sz w:val="15"/>
-              </w:rPr>
-              <w:t>Entity</w:t>
-            </w:r>
-          </w:p>
-        </w:tc>
-        <w:tc>
-          <w:tcPr>
-            <w:tcW w:type="dxa" w:w="4986"/>
-          </w:tcPr>
-          <w:p>
-            <w:r>
-              <w:rPr>
-                <w:sz w:val="15"/>
-              </w:rPr>
-              <w:t>What was affected (deal, user, bank_account, company)</w:t>
-            </w:r>
-          </w:p>
-        </w:tc>
-      </w:tr>
-      <w:tr>
-        <w:tc>
-          <w:tcPr>
-            <w:tcW w:type="dxa" w:w="4986"/>
-            <w:shd w:val="clear" w:color="auto" w:fill="f1f2f2"/>
-          </w:tcPr>
-          <w:p>
-            <w:r>
-              <w:rPr>
-                <w:sz w:val="15"/>
-              </w:rPr>
-              <w:t>Reference</w:t>
-            </w:r>
-          </w:p>
-        </w:tc>
-        <w:tc>
-          <w:tcPr>
-            <w:tcW w:type="dxa" w:w="4986"/>
-            <w:shd w:val="clear" w:color="auto" w:fill="f1f2f2"/>
-          </w:tcPr>
-          <w:p>
-            <w:r>
-              <w:rPr>
-                <w:sz w:val="15"/>
-              </w:rPr>
-              <w:t>Reference number or identifier</w:t>
-            </w:r>
-          </w:p>
-        </w:tc>
-      </w:tr>
-      <w:tr>
-        <w:tc>
-          <w:tcPr>
-            <w:tcW w:type="dxa" w:w="4986"/>
-          </w:tcPr>
-          <w:p>
-            <w:r>
-              <w:rPr>
-                <w:sz w:val="15"/>
-              </w:rPr>
-              <w:t>User</w:t>
-            </w:r>
-          </w:p>
-        </w:tc>
-        <w:tc>
-          <w:tcPr>
-            <w:tcW w:type="dxa" w:w="4986"/>
-          </w:tcPr>
-          <w:p>
-            <w:r>
-              <w:rPr>
-                <w:sz w:val="15"/>
-              </w:rPr>
-              <w:t>Who performed the action (name and role)</w:t>
-            </w:r>
-          </w:p>
-        </w:tc>
-      </w:tr>
-      <w:tr>
-        <w:tc>
-          <w:tcPr>
-            <w:tcW w:type="dxa" w:w="4986"/>
-            <w:shd w:val="clear" w:color="auto" w:fill="f1f2f2"/>
-          </w:tcPr>
-          <w:p>
-            <w:r>
-              <w:rPr>
-                <w:sz w:val="15"/>
-              </w:rPr>
-              <w:t>Details</w:t>
-            </w:r>
-          </w:p>
-        </w:tc>
-        <w:tc>
-          <w:tcPr>
-            <w:tcW w:type="dxa" w:w="4986"/>
-            <w:shd w:val="clear" w:color="auto" w:fill="f1f2f2"/>
-          </w:tcPr>
-          <w:p>
-            <w:r>
-              <w:rPr>
-                <w:sz w:val="15"/>
-              </w:rPr>
-              <w:t>Human-readable description</w:t>
-            </w:r>
-          </w:p>
-        </w:tc>
-      </w:tr>
-    </w:tbl>
-    <w:p>
-      <w:r>
-        <w:br w:type="page"/>
-      </w:r>
-    </w:p>
-    <w:p>
-      <w:pPr>
-        <w:pStyle w:val="Heading1"/>
-      </w:pPr>
-      <w:r>
-        <w:rPr>
-          <w:color w:val="08263E"/>
-        </w:rPr>
-        <w:t>11. Reports</w:t>
-      </w:r>
-    </w:p>
-    <w:p>
-      <w:pPr>
-        <w:jc w:val="center"/>
-      </w:pPr>
-      <w:r>
-        <w:drawing>
-          <wp:inline xmlns:a="http://schemas.openxmlformats.org/drawingml/2006/main" xmlns:pic="http://schemas.openxmlformats.org/drawingml/2006/picture">
-            <wp:extent cx="5669280" cy="3543300"/>
-            <wp:docPr id="13" name="Picture 13"/>
-            <wp:cNvGraphicFramePr>
-              <a:graphicFrameLocks noChangeAspect="1"/>
-            </wp:cNvGraphicFramePr>
-            <a:graphic>
-              <a:graphicData uri="http://schemas.openxmlformats.org/drawingml/2006/picture">
-                <pic:pic>
-                  <pic:nvPicPr>
-                    <pic:cNvPr id="0" name="11_reports.png"/>
-                    <pic:cNvPicPr/>
-                  </pic:nvPicPr>
-                  <pic:blipFill>
-                    <a:blip r:embed="rId21"/>
-                    <a:stretch>
-                      <a:fillRect/>
-                    </a:stretch>
-                  </pic:blipFill>
-                  <pic:spPr>
-                    <a:xfrm>
-                      <a:off x="0" y="0"/>
-                      <a:ext cx="5669280" cy="3543300"/>
-                    </a:xfrm>
-                    <a:prstGeom prst="rect"/>
-                  </pic:spPr>
-                </pic:pic>
-              </a:graphicData>
-            </a:graphic>
-          </wp:inline>
-        </w:drawing>
-      </w:r>
-    </w:p>
-    <w:p>
-      <w:pPr>
-        <w:jc w:val="center"/>
-      </w:pPr>
-      <w:r>
-        <w:rPr>
-          <w:i/>
-          <w:color w:val="518DCA"/>
-          <w:sz w:val="16"/>
-        </w:rPr>
-        <w:t>Figure 11.1 - Reports selection page</w:t>
-      </w:r>
-    </w:p>
-    <w:tbl>
-      <w:tblPr>
-        <w:tblStyle w:val="TableGrid"/>
-        <w:tblW w:type="auto" w:w="0"/>
-        <w:jc w:val="left"/>
-        <w:tblLook w:firstColumn="1" w:firstRow="1" w:lastColumn="0" w:lastRow="0" w:noHBand="0" w:noVBand="1" w:val="04A0"/>
-      </w:tblPr>
-      <w:tblGrid>
-        <w:gridCol w:w="3324"/>
-        <w:gridCol w:w="3324"/>
-        <w:gridCol w:w="3324"/>
-      </w:tblGrid>
-      <w:tr>
-        <w:tc>
-          <w:tcPr>
-            <w:tcW w:type="dxa" w:w="3324"/>
-            <w:shd w:val="clear" w:color="auto" w:fill="08263e"/>
-          </w:tcPr>
-          <w:p>
-            <w:pPr>
-              <w:jc w:val="center"/>
-            </w:pPr>
-            <w:r>
-              <w:rPr>
-                <w:b/>
-                <w:color w:val="FFFFFF"/>
-                <w:sz w:val="16"/>
-              </w:rPr>
-              <w:t>Report</w:t>
-            </w:r>
-          </w:p>
-        </w:tc>
-        <w:tc>
-          <w:tcPr>
-            <w:tcW w:type="dxa" w:w="3324"/>
-            <w:shd w:val="clear" w:color="auto" w:fill="08263e"/>
-          </w:tcPr>
-          <w:p>
-            <w:pPr>
-              <w:jc w:val="center"/>
-            </w:pPr>
-            <w:r>
-              <w:rPr>
-                <w:b/>
-                <w:color w:val="FFFFFF"/>
-                <w:sz w:val="16"/>
-              </w:rPr>
-              <w:t>Description</w:t>
-            </w:r>
-          </w:p>
-        </w:tc>
-        <w:tc>
-          <w:tcPr>
-            <w:tcW w:type="dxa" w:w="3324"/>
-            <w:shd w:val="clear" w:color="auto" w:fill="08263e"/>
-          </w:tcPr>
-          <w:p>
-            <w:pPr>
-              <w:jc w:val="center"/>
-            </w:pPr>
-            <w:r>
-              <w:rPr>
-                <w:b/>
-                <w:color w:val="FFFFFF"/>
-                <w:sz w:val="16"/>
-              </w:rPr>
-              <w:t>Filters</w:t>
-            </w:r>
-          </w:p>
-        </w:tc>
-      </w:tr>
-      <w:tr>
-        <w:tc>
-          <w:tcPr>
-            <w:tcW w:type="dxa" w:w="3324"/>
-          </w:tcPr>
-          <w:p>
-            <w:r>
-              <w:rPr>
-                <w:sz w:val="15"/>
-              </w:rPr>
-              <w:t>Deal Blotter</w:t>
-            </w:r>
-          </w:p>
-        </w:tc>
-        <w:tc>
-          <w:tcPr>
-            <w:tcW w:type="dxa" w:w="3324"/>
-          </w:tcPr>
-          <w:p>
-            <w:r>
-              <w:rPr>
-                <w:sz w:val="15"/>
-              </w:rPr>
-              <w:t>Complete deal log</w:t>
-            </w:r>
-          </w:p>
-        </w:tc>
-        <w:tc>
-          <w:tcPr>
-            <w:tcW w:type="dxa" w:w="3324"/>
-          </w:tcPr>
-          <w:p>
-            <w:r>
-              <w:rPr>
-                <w:sz w:val="15"/>
-              </w:rPr>
-              <w:t>Date, status, client, currency</w:t>
-            </w:r>
-          </w:p>
-        </w:tc>
-      </w:tr>
-      <w:tr>
-        <w:tc>
-          <w:tcPr>
-            <w:tcW w:type="dxa" w:w="3324"/>
-            <w:shd w:val="clear" w:color="auto" w:fill="f1f2f2"/>
-          </w:tcPr>
-          <w:p>
-            <w:r>
-              <w:rPr>
-                <w:sz w:val="15"/>
-              </w:rPr>
-              <w:t>Settlement</w:t>
-            </w:r>
-          </w:p>
-        </w:tc>
-        <w:tc>
-          <w:tcPr>
-            <w:tcW w:type="dxa" w:w="3324"/>
-            <w:shd w:val="clear" w:color="auto" w:fill="f1f2f2"/>
-          </w:tcPr>
-          <w:p>
-            <w:r>
-              <w:rPr>
-                <w:sz w:val="15"/>
-              </w:rPr>
-              <w:t>Deals by value date with bank details</w:t>
-            </w:r>
-          </w:p>
-        </w:tc>
-        <w:tc>
-          <w:tcPr>
-            <w:tcW w:type="dxa" w:w="3324"/>
-            <w:shd w:val="clear" w:color="auto" w:fill="f1f2f2"/>
-          </w:tcPr>
-          <w:p>
-            <w:r>
-              <w:rPr>
-                <w:sz w:val="15"/>
-              </w:rPr>
-              <w:t>Date, from/to bank</w:t>
-            </w:r>
-          </w:p>
-        </w:tc>
-      </w:tr>
-      <w:tr>
-        <w:tc>
-          <w:tcPr>
-            <w:tcW w:type="dxa" w:w="3324"/>
-          </w:tcPr>
-          <w:p>
-            <w:r>
-              <w:rPr>
-                <w:sz w:val="15"/>
-              </w:rPr>
-              <w:t>Open Positions</w:t>
-            </w:r>
-          </w:p>
-        </w:tc>
-        <w:tc>
-          <w:tcPr>
-            <w:tcW w:type="dxa" w:w="3324"/>
-          </w:tcPr>
-          <w:p>
-            <w:r>
-              <w:rPr>
-                <w:sz w:val="15"/>
-              </w:rPr>
-              <w:t>Pending deals by pair (net exposure)</w:t>
-            </w:r>
-          </w:p>
-        </w:tc>
-        <w:tc>
-          <w:tcPr>
-            <w:tcW w:type="dxa" w:w="3324"/>
-          </w:tcPr>
-          <w:p>
-            <w:r>
-              <w:rPr>
-                <w:sz w:val="15"/>
-              </w:rPr>
-              <w:t>None</w:t>
-            </w:r>
-          </w:p>
-        </w:tc>
-      </w:tr>
-      <w:tr>
-        <w:tc>
-          <w:tcPr>
-            <w:tcW w:type="dxa" w:w="3324"/>
-            <w:shd w:val="clear" w:color="auto" w:fill="f1f2f2"/>
-          </w:tcPr>
-          <w:p>
-            <w:r>
-              <w:rPr>
-                <w:sz w:val="15"/>
-              </w:rPr>
-              <w:t>Audit Trail</w:t>
-            </w:r>
-          </w:p>
-        </w:tc>
-        <w:tc>
-          <w:tcPr>
-            <w:tcW w:type="dxa" w:w="3324"/>
-            <w:shd w:val="clear" w:color="auto" w:fill="f1f2f2"/>
-          </w:tcPr>
-          <w:p>
-            <w:r>
-              <w:rPr>
-                <w:sz w:val="15"/>
-              </w:rPr>
-              <w:t>Full action history</w:t>
-            </w:r>
-          </w:p>
-        </w:tc>
-        <w:tc>
-          <w:tcPr>
-            <w:tcW w:type="dxa" w:w="3324"/>
-            <w:shd w:val="clear" w:color="auto" w:fill="f1f2f2"/>
-          </w:tcPr>
-          <w:p>
-            <w:r>
-              <w:rPr>
-                <w:sz w:val="15"/>
-              </w:rPr>
-              <w:t>Date, user</w:t>
-            </w:r>
-          </w:p>
-        </w:tc>
-      </w:tr>
-      <w:tr>
-        <w:tc>
-          <w:tcPr>
-            <w:tcW w:type="dxa" w:w="3324"/>
-          </w:tcPr>
-          <w:p>
-            <w:r>
-              <w:rPr>
-                <w:sz w:val="15"/>
-              </w:rPr>
-              <w:t>User Activity</w:t>
-            </w:r>
-          </w:p>
-        </w:tc>
-        <w:tc>
-          <w:tcPr>
-            <w:tcW w:type="dxa" w:w="3324"/>
-          </w:tcPr>
-          <w:p>
-            <w:r>
-              <w:rPr>
-                <w:sz w:val="15"/>
-              </w:rPr>
-              <w:t>Actions per user</w:t>
-            </w:r>
-          </w:p>
-        </w:tc>
-        <w:tc>
-          <w:tcPr>
-            <w:tcW w:type="dxa" w:w="3324"/>
-          </w:tcPr>
-          <w:p>
-            <w:r>
-              <w:rPr>
-                <w:sz w:val="15"/>
-              </w:rPr>
-              <w:t>Date range</w:t>
-            </w:r>
-          </w:p>
-        </w:tc>
-      </w:tr>
-      <w:tr>
-        <w:tc>
-          <w:tcPr>
-            <w:tcW w:type="dxa" w:w="3324"/>
-            <w:shd w:val="clear" w:color="auto" w:fill="f1f2f2"/>
-          </w:tcPr>
-          <w:p>
-            <w:r>
-              <w:rPr>
-                <w:sz w:val="15"/>
-              </w:rPr>
-              <w:t>Volume Summary</w:t>
-            </w:r>
-          </w:p>
-        </w:tc>
-        <w:tc>
-          <w:tcPr>
-            <w:tcW w:type="dxa" w:w="3324"/>
-            <w:shd w:val="clear" w:color="auto" w:fill="f1f2f2"/>
-          </w:tcPr>
-          <w:p>
-            <w:r>
-              <w:rPr>
-                <w:sz w:val="15"/>
-              </w:rPr>
-              <w:t>Counts/volumes by period</w:t>
-            </w:r>
-          </w:p>
-        </w:tc>
-        <w:tc>
-          <w:tcPr>
-            <w:tcW w:type="dxa" w:w="3324"/>
-            <w:shd w:val="clear" w:color="auto" w:fill="f1f2f2"/>
-          </w:tcPr>
-          <w:p>
-            <w:r>
-              <w:rPr>
-                <w:sz w:val="15"/>
-              </w:rPr>
-              <w:t>Date, grouping</w:t>
-            </w:r>
-          </w:p>
-        </w:tc>
-      </w:tr>
-      <w:tr>
-        <w:tc>
-          <w:tcPr>
-            <w:tcW w:type="dxa" w:w="3324"/>
-          </w:tcPr>
-          <w:p>
-            <w:r>
-              <w:rPr>
-                <w:sz w:val="15"/>
-              </w:rPr>
-              <w:t>Client Activity</w:t>
-            </w:r>
-          </w:p>
-        </w:tc>
-        <w:tc>
-          <w:tcPr>
-            <w:tcW w:type="dxa" w:w="3324"/>
-          </w:tcPr>
-          <w:p>
-            <w:r>
-              <w:rPr>
-                <w:sz w:val="15"/>
-              </w:rPr>
-              <w:t>Per-client stats</w:t>
-            </w:r>
-          </w:p>
-        </w:tc>
-        <w:tc>
-          <w:tcPr>
-            <w:tcW w:type="dxa" w:w="3324"/>
-          </w:tcPr>
-          <w:p>
-            <w:r>
-              <w:rPr>
-                <w:sz w:val="15"/>
-              </w:rPr>
-              <w:t>Date, client</w:t>
-            </w:r>
-          </w:p>
-        </w:tc>
-      </w:tr>
-      <w:tr>
-        <w:tc>
-          <w:tcPr>
-            <w:tcW w:type="dxa" w:w="3324"/>
-            <w:shd w:val="clear" w:color="auto" w:fill="f1f2f2"/>
-          </w:tcPr>
-          <w:p>
-            <w:r>
-              <w:rPr>
-                <w:sz w:val="15"/>
-              </w:rPr>
-              <w:t>TMS (SAP)</w:t>
-            </w:r>
-          </w:p>
-        </w:tc>
-        <w:tc>
-          <w:tcPr>
-            <w:tcW w:type="dxa" w:w="3324"/>
-            <w:shd w:val="clear" w:color="auto" w:fill="f1f2f2"/>
-          </w:tcPr>
-          <w:p>
-            <w:r>
-              <w:rPr>
-                <w:sz w:val="15"/>
-              </w:rPr>
-              <w:t>21-column SAP format</w:t>
-            </w:r>
-          </w:p>
-        </w:tc>
-        <w:tc>
-          <w:tcPr>
-            <w:tcW w:type="dxa" w:w="3324"/>
-            <w:shd w:val="clear" w:color="auto" w:fill="f1f2f2"/>
-          </w:tcPr>
-          <w:p>
-            <w:r>
-              <w:rPr>
-                <w:sz w:val="15"/>
-              </w:rPr>
-              <w:t>Date</w:t>
-            </w:r>
-          </w:p>
-        </w:tc>
-      </w:tr>
-    </w:tbl>
-    <w:p>
-      <w:r>
-        <w:t>Export as CSV or branded PDF. Admins control report access via Permissions. FX-Intercompany deals generate dual lines (.1 Sell, .2 Buy).</w:t>
-      </w:r>
-    </w:p>
-    <w:p>
-      <w:r>
-        <w:br w:type="page"/>
-      </w:r>
-    </w:p>
-    <w:p>
-      <w:pPr>
-        <w:pStyle w:val="Heading1"/>
-      </w:pPr>
-      <w:r>
-        <w:rPr>
-          <w:color w:val="08263E"/>
-        </w:rPr>
-        <w:t>12. System Administration</w:t>
-      </w:r>
-    </w:p>
-    <w:p>
-      <w:r>
-        <w:rPr>
-          <w:i/>
-          <w:color w:val="555555"/>
-          <w:sz w:val="16"/>
-        </w:rPr>
-        <w:t>System page is only accessible to sysadmin role.</w:t>
-      </w:r>
-    </w:p>
-    <w:p>
-      <w:r>
-        <w:t>Database Statistics: View record counts for all collections. Data Export: Export any collection as CSV or JSON. Database Reset: Clears deals, audit logs, counters. Retains users and reference data. Type 'RESET DATABASE' to confirm.</w:t>
-      </w:r>
-    </w:p>
-    <w:p>
-      <w:r>
-        <w:rPr>
-          <w:i/>
-          <w:color w:val="555555"/>
-          <w:sz w:val="16"/>
-        </w:rPr>
-        <w:t>WARNING: Database reset is irreversible.</w:t>
-      </w:r>
-    </w:p>
-    <w:p>
-      <w:r>
-        <w:br w:type="page"/>
-      </w:r>
-    </w:p>
-    <w:p>
-      <w:pPr>
-        <w:pStyle w:val="Heading1"/>
-      </w:pPr>
-      <w:r>
-        <w:rPr>
-          <w:color w:val="08263E"/>
-        </w:rPr>
-        <w:t>13. Appendix: Transfer Types &amp; Crypto Networks</w:t>
-      </w:r>
-    </w:p>
-    <w:p>
-      <w:pPr>
-        <w:pStyle w:val="Heading2"/>
-      </w:pPr>
-      <w:r>
-        <w:rPr>
-          <w:color w:val="08263E"/>
-        </w:rPr>
-        <w:t>Transfer Types</w:t>
-      </w:r>
-    </w:p>
-    <w:tbl>
-      <w:tblPr>
-        <w:tblStyle w:val="TableGrid"/>
-        <w:tblW w:type="auto" w:w="0"/>
-        <w:jc w:val="left"/>
-        <w:tblLook w:firstColumn="1" w:firstRow="1" w:lastColumn="0" w:lastRow="0" w:noHBand="0" w:noVBand="1" w:val="04A0"/>
-      </w:tblPr>
-      <w:tblGrid>
-        <w:gridCol w:w="1994"/>
-        <w:gridCol w:w="1994"/>
-        <w:gridCol w:w="1994"/>
-        <w:gridCol w:w="1994"/>
-        <w:gridCol w:w="1994"/>
-      </w:tblGrid>
-      <w:tr>
-        <w:tc>
-          <w:tcPr>
-            <w:tcW w:type="dxa" w:w="1994"/>
+            <w:tcW w:type="dxa" w:w="2493"/>
             <w:shd w:val="clear" w:color="auto" w:fill="08263e"/>
           </w:tcPr>
           <w:p>
@@ -3148,7 +1827,7 @@
         </w:tc>
         <w:tc>
           <w:tcPr>
-            <w:tcW w:type="dxa" w:w="1994"/>
+            <w:tcW w:type="dxa" w:w="2493"/>
             <w:shd w:val="clear" w:color="auto" w:fill="08263e"/>
           </w:tcPr>
           <w:p>
@@ -3167,7 +1846,7 @@
         </w:tc>
         <w:tc>
           <w:tcPr>
-            <w:tcW w:type="dxa" w:w="1994"/>
+            <w:tcW w:type="dxa" w:w="2493"/>
             <w:shd w:val="clear" w:color="auto" w:fill="08263e"/>
           </w:tcPr>
           <w:p>
@@ -3186,7 +1865,7 @@
         </w:tc>
         <w:tc>
           <w:tcPr>
-            <w:tcW w:type="dxa" w:w="1994"/>
+            <w:tcW w:type="dxa" w:w="2493"/>
             <w:shd w:val="clear" w:color="auto" w:fill="08263e"/>
           </w:tcPr>
           <w:p>
@@ -3203,30 +1882,11 @@
             </w:r>
           </w:p>
         </w:tc>
-        <w:tc>
-          <w:tcPr>
-            <w:tcW w:type="dxa" w:w="1994"/>
-            <w:shd w:val="clear" w:color="auto" w:fill="08263e"/>
-          </w:tcPr>
-          <w:p>
-            <w:pPr>
-              <w:jc w:val="center"/>
-            </w:pPr>
-            <w:r>
-              <w:rPr>
-                <w:b/>
-                <w:color w:val="FFFFFF"/>
-                <w:sz w:val="16"/>
-              </w:rPr>
-              <w:t>Notes</w:t>
-            </w:r>
-          </w:p>
-        </w:tc>
       </w:tr>
       <w:tr>
         <w:tc>
           <w:tcPr>
-            <w:tcW w:type="dxa" w:w="1994"/>
+            <w:tcW w:type="dxa" w:w="2493"/>
           </w:tcPr>
           <w:p>
             <w:r>
@@ -3239,7 +1899,7 @@
         </w:tc>
         <w:tc>
           <w:tcPr>
-            <w:tcW w:type="dxa" w:w="1994"/>
+            <w:tcW w:type="dxa" w:w="2493"/>
           </w:tcPr>
           <w:p>
             <w:r>
@@ -3252,7 +1912,7 @@
         </w:tc>
         <w:tc>
           <w:tcPr>
-            <w:tcW w:type="dxa" w:w="1994"/>
+            <w:tcW w:type="dxa" w:w="2493"/>
           </w:tcPr>
           <w:p>
             <w:r>
@@ -3265,7 +1925,7 @@
         </w:tc>
         <w:tc>
           <w:tcPr>
-            <w:tcW w:type="dxa" w:w="1994"/>
+            <w:tcW w:type="dxa" w:w="2493"/>
           </w:tcPr>
           <w:p>
             <w:r>
@@ -3276,24 +1936,11 @@
             </w:r>
           </w:p>
         </w:tc>
-        <w:tc>
-          <w:tcPr>
-            <w:tcW w:type="dxa" w:w="1994"/>
-          </w:tcPr>
-          <w:p>
-            <w:r>
-              <w:rPr>
-                <w:sz w:val="15"/>
-              </w:rPr>
-              <w:t>Standard crypto conversion</w:t>
-            </w:r>
-          </w:p>
-        </w:tc>
       </w:tr>
       <w:tr>
         <w:tc>
           <w:tcPr>
-            <w:tcW w:type="dxa" w:w="1994"/>
+            <w:tcW w:type="dxa" w:w="2493"/>
             <w:shd w:val="clear" w:color="auto" w:fill="f1f2f2"/>
           </w:tcPr>
           <w:p>
@@ -3307,7 +1954,7 @@
         </w:tc>
         <w:tc>
           <w:tcPr>
-            <w:tcW w:type="dxa" w:w="1994"/>
+            <w:tcW w:type="dxa" w:w="2493"/>
             <w:shd w:val="clear" w:color="auto" w:fill="f1f2f2"/>
           </w:tcPr>
           <w:p>
@@ -3321,7 +1968,7 @@
         </w:tc>
         <w:tc>
           <w:tcPr>
-            <w:tcW w:type="dxa" w:w="1994"/>
+            <w:tcW w:type="dxa" w:w="2493"/>
             <w:shd w:val="clear" w:color="auto" w:fill="f1f2f2"/>
           </w:tcPr>
           <w:p>
@@ -3335,7 +1982,105 @@
         </w:tc>
         <w:tc>
           <w:tcPr>
-            <w:tcW w:type="dxa" w:w="1994"/>
+            <w:tcW w:type="dxa" w:w="2493"/>
+            <w:shd w:val="clear" w:color="auto" w:fill="f1f2f2"/>
+          </w:tcPr>
+          <w:p>
+            <w:r>
+              <w:rPr>
+                <w:sz w:val="15"/>
+              </w:rPr>
+              <w:t>Yes</w:t>
+            </w:r>
+          </w:p>
+        </w:tc>
+      </w:tr>
+      <w:tr>
+        <w:tc>
+          <w:tcPr>
+            <w:tcW w:type="dxa" w:w="2493"/>
+          </w:tcPr>
+          <w:p>
+            <w:r>
+              <w:rPr>
+                <w:sz w:val="15"/>
+              </w:rPr>
+              <w:t>FX Bank Deal</w:t>
+            </w:r>
+          </w:p>
+        </w:tc>
+        <w:tc>
+          <w:tcPr>
+            <w:tcW w:type="dxa" w:w="2493"/>
+          </w:tcPr>
+          <w:p>
+            <w:r>
+              <w:rPr>
+                <w:sz w:val="15"/>
+              </w:rPr>
+              <w:t>FX_BANK</w:t>
+            </w:r>
+          </w:p>
+        </w:tc>
+        <w:tc>
+          <w:tcPr>
+            <w:tcW w:type="dxa" w:w="2493"/>
+          </w:tcPr>
+          <w:p>
+            <w:r>
+              <w:rPr>
+                <w:sz w:val="15"/>
+              </w:rPr>
+              <w:t>No</w:t>
+            </w:r>
+          </w:p>
+        </w:tc>
+        <w:tc>
+          <w:tcPr>
+            <w:tcW w:type="dxa" w:w="2493"/>
+          </w:tcPr>
+          <w:p>
+            <w:r>
+              <w:rPr>
+                <w:sz w:val="15"/>
+              </w:rPr>
+              <w:t>Hidden</w:t>
+            </w:r>
+          </w:p>
+        </w:tc>
+      </w:tr>
+      <w:tr>
+        <w:tc>
+          <w:tcPr>
+            <w:tcW w:type="dxa" w:w="2493"/>
+            <w:shd w:val="clear" w:color="auto" w:fill="f1f2f2"/>
+          </w:tcPr>
+          <w:p>
+            <w:r>
+              <w:rPr>
+                <w:sz w:val="15"/>
+              </w:rPr>
+              <w:t>FX-Intercompany</w:t>
+            </w:r>
+          </w:p>
+        </w:tc>
+        <w:tc>
+          <w:tcPr>
+            <w:tcW w:type="dxa" w:w="2493"/>
+            <w:shd w:val="clear" w:color="auto" w:fill="f1f2f2"/>
+          </w:tcPr>
+          <w:p>
+            <w:r>
+              <w:rPr>
+                <w:sz w:val="15"/>
+              </w:rPr>
+              <w:t>FX_INTERCO</w:t>
+            </w:r>
+          </w:p>
+        </w:tc>
+        <w:tc>
+          <w:tcPr>
+            <w:tcW w:type="dxa" w:w="2493"/>
             <w:shd w:val="clear" w:color="auto" w:fill="f1f2f2"/>
           </w:tcPr>
           <w:p>
@@ -3349,7 +2094,7 @@
         </w:tc>
         <w:tc>
           <w:tcPr>
-            <w:tcW w:type="dxa" w:w="1994"/>
+            <w:tcW w:type="dxa" w:w="2493"/>
             <w:shd w:val="clear" w:color="auto" w:fill="f1f2f2"/>
           </w:tcPr>
           <w:p>
@@ -3357,7 +2102,7 @@
               <w:rPr>
                 <w:sz w:val="15"/>
               </w:rPr>
-              <w:t>Shows Counterparty instead of Company</w:t>
+              <w:t>Yes (dual Ours)</w:t>
             </w:r>
           </w:p>
         </w:tc>
@@ -3365,7 +2110,62 @@
       <w:tr>
         <w:tc>
           <w:tcPr>
-            <w:tcW w:type="dxa" w:w="1994"/>
+            <w:tcW w:type="dxa" w:w="2493"/>
+          </w:tcPr>
+          <w:p>
+            <w:r>
+              <w:rPr>
+                <w:sz w:val="15"/>
+              </w:rPr>
+              <w:t>FX - Corporate Settlement</w:t>
+            </w:r>
+          </w:p>
+        </w:tc>
+        <w:tc>
+          <w:tcPr>
+            <w:tcW w:type="dxa" w:w="2493"/>
+          </w:tcPr>
+          <w:p>
+            <w:r>
+              <w:rPr>
+                <w:sz w:val="15"/>
+              </w:rPr>
+              <w:t>FX_CORP_SETTLE</w:t>
+            </w:r>
+          </w:p>
+        </w:tc>
+        <w:tc>
+          <w:tcPr>
+            <w:tcW w:type="dxa" w:w="2493"/>
+          </w:tcPr>
+          <w:p>
+            <w:r>
+              <w:rPr>
+                <w:sz w:val="15"/>
+              </w:rPr>
+              <w:t>Yes</w:t>
+            </w:r>
+          </w:p>
+        </w:tc>
+        <w:tc>
+          <w:tcPr>
+            <w:tcW w:type="dxa" w:w="2493"/>
+          </w:tcPr>
+          <w:p>
+            <w:r>
+              <w:rPr>
+                <w:sz w:val="15"/>
+              </w:rPr>
+              <w:t>Yes</w:t>
+            </w:r>
+          </w:p>
+        </w:tc>
+      </w:tr>
+      <w:tr>
+        <w:tc>
+          <w:tcPr>
+            <w:tcW w:type="dxa" w:w="2493"/>
+            <w:shd w:val="clear" w:color="auto" w:fill="f1f2f2"/>
           </w:tcPr>
           <w:p>
             <w:r>
@@ -3378,7 +2178,8 @@
         </w:tc>
         <w:tc>
           <w:tcPr>
-            <w:tcW w:type="dxa" w:w="1994"/>
+            <w:tcW w:type="dxa" w:w="2493"/>
+            <w:shd w:val="clear" w:color="auto" w:fill="f1f2f2"/>
           </w:tcPr>
           <w:p>
             <w:r>
@@ -3391,76 +2192,7 @@
         </w:tc>
         <w:tc>
           <w:tcPr>
-            <w:tcW w:type="dxa" w:w="1994"/>
-          </w:tcPr>
-          <w:p>
-            <w:r>
-              <w:rPr>
-                <w:sz w:val="15"/>
-              </w:rPr>
-              <w:t>No</w:t>
-            </w:r>
-          </w:p>
-        </w:tc>
-        <w:tc>
-          <w:tcPr>
-            <w:tcW w:type="dxa" w:w="1994"/>
-          </w:tcPr>
-          <w:p>
-            <w:r>
-              <w:rPr>
-                <w:sz w:val="15"/>
-              </w:rPr>
-              <w:t>Yes</w:t>
-            </w:r>
-          </w:p>
-        </w:tc>
-        <w:tc>
-          <w:tcPr>
-            <w:tcW w:type="dxa" w:w="1994"/>
-          </w:tcPr>
-          <w:p>
-            <w:r>
-              <w:rPr>
-                <w:sz w:val="15"/>
-              </w:rPr>
-              <w:t>PDAX-specific</w:t>
-            </w:r>
-          </w:p>
-        </w:tc>
-      </w:tr>
-      <w:tr>
-        <w:tc>
-          <w:tcPr>
-            <w:tcW w:type="dxa" w:w="1994"/>
-            <w:shd w:val="clear" w:color="auto" w:fill="f1f2f2"/>
-          </w:tcPr>
-          <w:p>
-            <w:r>
-              <w:rPr>
-                <w:sz w:val="15"/>
-              </w:rPr>
-              <w:t>FX Bank Deal</w:t>
-            </w:r>
-          </w:p>
-        </w:tc>
-        <w:tc>
-          <w:tcPr>
-            <w:tcW w:type="dxa" w:w="1994"/>
-            <w:shd w:val="clear" w:color="auto" w:fill="f1f2f2"/>
-          </w:tcPr>
-          <w:p>
-            <w:r>
-              <w:rPr>
-                <w:sz w:val="15"/>
-              </w:rPr>
-              <w:t>FX_BANK</w:t>
-            </w:r>
-          </w:p>
-        </w:tc>
-        <w:tc>
-          <w:tcPr>
-            <w:tcW w:type="dxa" w:w="1994"/>
+            <w:tcW w:type="dxa" w:w="2493"/>
             <w:shd w:val="clear" w:color="auto" w:fill="f1f2f2"/>
           </w:tcPr>
           <w:p>
@@ -3474,132 +2206,7 @@
         </w:tc>
         <w:tc>
           <w:tcPr>
-            <w:tcW w:type="dxa" w:w="1994"/>
-            <w:shd w:val="clear" w:color="auto" w:fill="f1f2f2"/>
-          </w:tcPr>
-          <w:p>
-            <w:r>
-              <w:rPr>
-                <w:sz w:val="15"/>
-              </w:rPr>
-              <w:t>Hidden</w:t>
-            </w:r>
-          </w:p>
-        </w:tc>
-        <w:tc>
-          <w:tcPr>
-            <w:tcW w:type="dxa" w:w="1994"/>
-            <w:shd w:val="clear" w:color="auto" w:fill="f1f2f2"/>
-          </w:tcPr>
-          <w:p>
-            <w:r>
-              <w:rPr>
-                <w:sz w:val="15"/>
-              </w:rPr>
-              <w:t>Destination N/A</w:t>
-            </w:r>
-          </w:p>
-        </w:tc>
-      </w:tr>
-      <w:tr>
-        <w:tc>
-          <w:tcPr>
-            <w:tcW w:type="dxa" w:w="1994"/>
-          </w:tcPr>
-          <w:p>
-            <w:r>
-              <w:rPr>
-                <w:sz w:val="15"/>
-              </w:rPr>
-              <w:t>FX-Intercompany</w:t>
-            </w:r>
-          </w:p>
-        </w:tc>
-        <w:tc>
-          <w:tcPr>
-            <w:tcW w:type="dxa" w:w="1994"/>
-          </w:tcPr>
-          <w:p>
-            <w:r>
-              <w:rPr>
-                <w:sz w:val="15"/>
-              </w:rPr>
-              <w:t>FX_INTERCO</w:t>
-            </w:r>
-          </w:p>
-        </w:tc>
-        <w:tc>
-          <w:tcPr>
-            <w:tcW w:type="dxa" w:w="1994"/>
-          </w:tcPr>
-          <w:p>
-            <w:r>
-              <w:rPr>
-                <w:sz w:val="15"/>
-              </w:rPr>
-              <w:t>Yes</w:t>
-            </w:r>
-          </w:p>
-        </w:tc>
-        <w:tc>
-          <w:tcPr>
-            <w:tcW w:type="dxa" w:w="1994"/>
-          </w:tcPr>
-          <w:p>
-            <w:r>
-              <w:rPr>
-                <w:sz w:val="15"/>
-              </w:rPr>
-              <w:t>Yes</w:t>
-            </w:r>
-          </w:p>
-        </w:tc>
-        <w:tc>
-          <w:tcPr>
-            <w:tcW w:type="dxa" w:w="1994"/>
-          </w:tcPr>
-          <w:p>
-            <w:r>
-              <w:rPr>
-                <w:sz w:val="15"/>
-              </w:rPr>
-              <w:t>Dual Ours (Selling + Buying)</w:t>
-            </w:r>
-          </w:p>
-        </w:tc>
-      </w:tr>
-      <w:tr>
-        <w:tc>
-          <w:tcPr>
-            <w:tcW w:type="dxa" w:w="1994"/>
-            <w:shd w:val="clear" w:color="auto" w:fill="f1f2f2"/>
-          </w:tcPr>
-          <w:p>
-            <w:r>
-              <w:rPr>
-                <w:sz w:val="15"/>
-              </w:rPr>
-              <w:t>FX - Corporate Settlement</w:t>
-            </w:r>
-          </w:p>
-        </w:tc>
-        <w:tc>
-          <w:tcPr>
-            <w:tcW w:type="dxa" w:w="1994"/>
-            <w:shd w:val="clear" w:color="auto" w:fill="f1f2f2"/>
-          </w:tcPr>
-          <w:p>
-            <w:r>
-              <w:rPr>
-                <w:sz w:val="15"/>
-              </w:rPr>
-              <w:t>FX_CORP_SETTLE</w:t>
-            </w:r>
-          </w:p>
-        </w:tc>
-        <w:tc>
-          <w:tcPr>
-            <w:tcW w:type="dxa" w:w="1994"/>
+            <w:tcW w:type="dxa" w:w="2493"/>
             <w:shd w:val="clear" w:color="auto" w:fill="f1f2f2"/>
           </w:tcPr>
           <w:p>
@@ -3611,204 +2218,16 @@
             </w:r>
           </w:p>
         </w:tc>
-        <w:tc>
-          <w:tcPr>
-            <w:tcW w:type="dxa" w:w="1994"/>
-            <w:shd w:val="clear" w:color="auto" w:fill="f1f2f2"/>
-          </w:tcPr>
-          <w:p>
-            <w:r>
-              <w:rPr>
-                <w:sz w:val="15"/>
-              </w:rPr>
-              <w:t>Yes</w:t>
-            </w:r>
-          </w:p>
-        </w:tc>
-        <w:tc>
-          <w:tcPr>
-            <w:tcW w:type="dxa" w:w="1994"/>
-            <w:shd w:val="clear" w:color="auto" w:fill="f1f2f2"/>
-          </w:tcPr>
-          <w:p>
-            <w:r>
-              <w:rPr>
-                <w:sz w:val="15"/>
-              </w:rPr>
-              <w:t>Behaves like FX Local</w:t>
-            </w:r>
-          </w:p>
-        </w:tc>
       </w:tr>
     </w:tbl>
     <w:p>
-      <w:pPr>
-        <w:pStyle w:val="Heading2"/>
-      </w:pPr>
       <w:r>
-        <w:rPr>
-          <w:color w:val="08263E"/>
-        </w:rPr>
-        <w:t>Crypto Networks</w:t>
-      </w:r>
-    </w:p>
-    <w:tbl>
-      <w:tblPr>
-        <w:tblStyle w:val="TableGrid"/>
-        <w:tblW w:type="auto" w:w="0"/>
-        <w:jc w:val="left"/>
-        <w:tblLook w:firstColumn="1" w:firstRow="1" w:lastColumn="0" w:lastRow="0" w:noHBand="0" w:noVBand="1" w:val="04A0"/>
-      </w:tblPr>
-      <w:tblGrid>
-        <w:gridCol w:w="4986"/>
-        <w:gridCol w:w="4986"/>
-      </w:tblGrid>
-      <w:tr>
-        <w:tc>
-          <w:tcPr>
-            <w:tcW w:type="dxa" w:w="4986"/>
-            <w:shd w:val="clear" w:color="auto" w:fill="08263e"/>
-          </w:tcPr>
-          <w:p>
-            <w:pPr>
-              <w:jc w:val="center"/>
-            </w:pPr>
-            <w:r>
-              <w:rPr>
-                <w:b/>
-                <w:color w:val="FFFFFF"/>
-                <w:sz w:val="16"/>
-              </w:rPr>
-              <w:t>Network</w:t>
-            </w:r>
-          </w:p>
-        </w:tc>
-        <w:tc>
-          <w:tcPr>
-            <w:tcW w:type="dxa" w:w="4986"/>
-            <w:shd w:val="clear" w:color="auto" w:fill="08263e"/>
-          </w:tcPr>
-          <w:p>
-            <w:pPr>
-              <w:jc w:val="center"/>
-            </w:pPr>
-            <w:r>
-              <w:rPr>
-                <w:b/>
-                <w:color w:val="FFFFFF"/>
-                <w:sz w:val="16"/>
-              </w:rPr>
-              <w:t>Blockchain</w:t>
-            </w:r>
-          </w:p>
-        </w:tc>
-      </w:tr>
-      <w:tr>
-        <w:tc>
-          <w:tcPr>
-            <w:tcW w:type="dxa" w:w="4986"/>
-          </w:tcPr>
-          <w:p>
-            <w:r>
-              <w:rPr>
-                <w:sz w:val="15"/>
-              </w:rPr>
-              <w:t>SOLANA</w:t>
-            </w:r>
-          </w:p>
-        </w:tc>
-        <w:tc>
-          <w:tcPr>
-            <w:tcW w:type="dxa" w:w="4986"/>
-          </w:tcPr>
-          <w:p>
-            <w:r>
-              <w:rPr>
-                <w:sz w:val="15"/>
-              </w:rPr>
-              <w:t>Solana blockchain</w:t>
-            </w:r>
-          </w:p>
-        </w:tc>
-      </w:tr>
-      <w:tr>
-        <w:tc>
-          <w:tcPr>
-            <w:tcW w:type="dxa" w:w="4986"/>
-            <w:shd w:val="clear" w:color="auto" w:fill="f1f2f2"/>
-          </w:tcPr>
-          <w:p>
-            <w:r>
-              <w:rPr>
-                <w:sz w:val="15"/>
-              </w:rPr>
-              <w:t>ETHEREUM</w:t>
-            </w:r>
-          </w:p>
-        </w:tc>
-        <w:tc>
-          <w:tcPr>
-            <w:tcW w:type="dxa" w:w="4986"/>
-            <w:shd w:val="clear" w:color="auto" w:fill="f1f2f2"/>
-          </w:tcPr>
-          <w:p>
-            <w:r>
-              <w:rPr>
-                <w:sz w:val="15"/>
-              </w:rPr>
-              <w:t>Ethereum (including ERC-20)</w:t>
-            </w:r>
-          </w:p>
-        </w:tc>
-      </w:tr>
-      <w:tr>
-        <w:tc>
-          <w:tcPr>
-            <w:tcW w:type="dxa" w:w="4986"/>
-          </w:tcPr>
-          <w:p>
-            <w:r>
-              <w:rPr>
-                <w:sz w:val="15"/>
-              </w:rPr>
-              <w:t>TRON</w:t>
-            </w:r>
-          </w:p>
-        </w:tc>
-        <w:tc>
-          <w:tcPr>
-            <w:tcW w:type="dxa" w:w="4986"/>
-          </w:tcPr>
-          <w:p>
-            <w:r>
-              <w:rPr>
-                <w:sz w:val="15"/>
-              </w:rPr>
-              <w:t>TRON (including TRC-20)</w:t>
-            </w:r>
-          </w:p>
-        </w:tc>
-      </w:tr>
-    </w:tbl>
-    <w:p>
-      <w:pPr>
-        <w:pStyle w:val="Heading2"/>
-      </w:pPr>
-      <w:r>
-        <w:rPr>
-          <w:color w:val="08263E"/>
-        </w:rPr>
-        <w:t>Status Workflow</w:t>
+        <w:t>Crypto Networks: SOLANA, ETHEREUM, TRON</w:t>
       </w:r>
     </w:p>
     <w:p>
       <w:r>
-        <w:t>Created -&gt; Pending -&gt; Confirmed (Treasury) | Returned (Treasury) | Cancelled (Trader)</w:t>
-      </w:r>
-    </w:p>
-    <w:p>
-      <w:r>
-        <w:t>Returned -&gt; Edit -&gt; Resubmit -&gt; Pending (cycle continues)</w:t>
+        <w:t>Status Workflow: Created → Pending → Confirmed | Returned | Cancelled. Returned → Edit → Resubmit → Pending.</w:t>
       </w:r>
     </w:p>
     <w:sectPr>

--- a/docs/FX_Trading_Tracker_User_Manual.docx
+++ b/docs/FX_Trading_Tracker_User_Manual.docx
@@ -27,7 +27,7 @@
         <w:rPr>
           <w:sz w:val="16"/>
         </w:rPr>
-        <w:t>Generated: 2026-08-24 08:11 UTC</w:t>
+        <w:t>Generated: 2026-09-11 14:52 UTC</w:t>
         <w:br/>
         <w:t>Classification: CONFIDENTIAL</w:t>
       </w:r>
